--- a/docs/developpement/phases/word/PHASE_27_STOCK_DES_INGREDIENTS_AU_CHOIX_BIERE_PRESSION.docx
+++ b/docs/developpement/phases/word/PHASE_27_STOCK_DES_INGREDIENTS_AU_CHOIX_BIERE_PRESSION.docx
@@ -20,7 +20,7 @@
       <w:r>
         <w:t xml:space="preserve">FlaiX Expert · dossier de développement · généré le 2026-10-04 depuis le dépôt </w:t>
       </w:r>
-      <w:hyperlink w:history="1" r:id="rIdhuqpdadhrlsijsfvrsmls">
+      <w:hyperlink w:history="1" r:id="rIdlaiylqdk-bgks-c8cle0n">
         <w:r>
           <w:rPr>
             <w:rStyle w:val="Hyperlink"/>
@@ -533,7 +533,7 @@
           <w:numId w:val="2"/>
         </w:numPr>
       </w:pPr>
-      <w:hyperlink w:history="1" r:id="rIde5mckkmtfq5im6gp5thrb">
+      <w:hyperlink w:history="1" r:id="rIdfwaj5h6b2fryua6brz-09">
         <w:r>
           <w:rPr>
             <w:rStyle w:val="Hyperlink"/>
@@ -581,7 +581,7 @@
       <w:r>
         <w:t xml:space="preserve"> — créé — </w:t>
       </w:r>
-      <w:hyperlink w:history="1" r:id="rId28t9xgnzfqujqj4qoaapw">
+      <w:hyperlink w:history="1" r:id="rIdcfgseatv6tuhdlu0klin6">
         <w:r>
           <w:rPr>
             <w:rStyle w:val="Hyperlink"/>
@@ -618,7 +618,7 @@
       <w:r>
         <w:t xml:space="preserve"> — créé — </w:t>
       </w:r>
-      <w:hyperlink w:history="1" r:id="rId6npowrf6fh96x_k_fofyl">
+      <w:hyperlink w:history="1" r:id="rIdlou0eit0unvr9ybkm2g2g">
         <w:r>
           <w:rPr>
             <w:rStyle w:val="Hyperlink"/>
@@ -647,7 +647,7 @@
       <w:r>
         <w:t xml:space="preserve"> — créé — </w:t>
       </w:r>
-      <w:hyperlink w:history="1" r:id="rIdgvs6uzsdxuvnjegafs9do">
+      <w:hyperlink w:history="1" r:id="rIdfjxkifyio87risfwjbncf">
         <w:r>
           <w:rPr>
             <w:rStyle w:val="Hyperlink"/>
@@ -684,7 +684,7 @@
       <w:r>
         <w:t xml:space="preserve"> — modifié — </w:t>
       </w:r>
-      <w:hyperlink w:history="1" r:id="rIdywjbbnzdndqe7xiy-hvfe">
+      <w:hyperlink w:history="1" r:id="rIdmondypx-2_djauxm77sm2">
         <w:r>
           <w:rPr>
             <w:rStyle w:val="Hyperlink"/>
@@ -713,7 +713,7 @@
       <w:r>
         <w:t xml:space="preserve"> — modifié — </w:t>
       </w:r>
-      <w:hyperlink w:history="1" r:id="rIdit9p-w8k1rty-pxg4gpnt">
+      <w:hyperlink w:history="1" r:id="rIdx7qpnjwb177qxkvadb8zi">
         <w:r>
           <w:rPr>
             <w:rStyle w:val="Hyperlink"/>
@@ -742,7 +742,7 @@
       <w:r>
         <w:t xml:space="preserve"> — modifié — </w:t>
       </w:r>
-      <w:hyperlink w:history="1" r:id="rIdv4fg_juek73lbajhz-ewu">
+      <w:hyperlink w:history="1" r:id="rIdrfqgp0pkcm8_srjlx6rtp">
         <w:r>
           <w:rPr>
             <w:rStyle w:val="Hyperlink"/>
@@ -771,7 +771,7 @@
       <w:r>
         <w:t xml:space="preserve"> — créé — </w:t>
       </w:r>
-      <w:hyperlink w:history="1" r:id="rId681athovjzacwgdaiogcc">
+      <w:hyperlink w:history="1" r:id="rIdkwkerv6neouyg2crd0un0">
         <w:r>
           <w:rPr>
             <w:rStyle w:val="Hyperlink"/>
@@ -808,7 +808,7 @@
       <w:r>
         <w:t xml:space="preserve"> — modifié — </w:t>
       </w:r>
-      <w:hyperlink w:history="1" r:id="rIdbj_mldhhvd2abhyxmewgd">
+      <w:hyperlink w:history="1" r:id="rIduvzt34j2erclch2nmvsfr">
         <w:r>
           <w:rPr>
             <w:rStyle w:val="Hyperlink"/>
@@ -837,7 +837,7 @@
       <w:r>
         <w:t xml:space="preserve"> — modifié — </w:t>
       </w:r>
-      <w:hyperlink w:history="1" r:id="rIdft-quaqe-beno49fz8kq8">
+      <w:hyperlink w:history="1" r:id="rIdalxtom3stobrrmo5d1ufc">
         <w:r>
           <w:rPr>
             <w:rStyle w:val="Hyperlink"/>
@@ -866,7 +866,7 @@
       <w:r>
         <w:t xml:space="preserve"> — créé — </w:t>
       </w:r>
-      <w:hyperlink w:history="1" r:id="rIdphoynfney2ahrtljqbd7i">
+      <w:hyperlink w:history="1" r:id="rId6uc0fo8k7wnjm0b3nztnc">
         <w:r>
           <w:rPr>
             <w:rStyle w:val="Hyperlink"/>
@@ -895,7 +895,7 @@
       <w:r>
         <w:t xml:space="preserve"> — modifié — </w:t>
       </w:r>
-      <w:hyperlink w:history="1" r:id="rId6wilzfuddc9yvxhakoiqf">
+      <w:hyperlink w:history="1" r:id="rIdhigeornfttiqokujt27d3">
         <w:r>
           <w:rPr>
             <w:rStyle w:val="Hyperlink"/>
@@ -924,7 +924,7 @@
       <w:r>
         <w:t xml:space="preserve"> — modifié — </w:t>
       </w:r>
-      <w:hyperlink w:history="1" r:id="rIdhzlhyrerkt6koiqsfykjs">
+      <w:hyperlink w:history="1" r:id="rIdmff5rpzoikl0xcswroupv">
         <w:r>
           <w:rPr>
             <w:rStyle w:val="Hyperlink"/>
@@ -961,7 +961,7 @@
       <w:r>
         <w:t xml:space="preserve"> — modifié — </w:t>
       </w:r>
-      <w:hyperlink w:history="1" r:id="rId5r5lfxrpify8tkekszhp6">
+      <w:hyperlink w:history="1" r:id="rId-b1frbyqwalvxapcbawb1">
         <w:r>
           <w:rPr>
             <w:rStyle w:val="Hyperlink"/>
@@ -990,7 +990,7 @@
       <w:r>
         <w:t xml:space="preserve"> — modifié — </w:t>
       </w:r>
-      <w:hyperlink w:history="1" r:id="rIdsqnhqplmfzhyjnjhfzhjz">
+      <w:hyperlink w:history="1" r:id="rId6ef_xcy8_zmctnwrldcwu">
         <w:r>
           <w:rPr>
             <w:rStyle w:val="Hyperlink"/>
@@ -1019,7 +1019,7 @@
       <w:r>
         <w:t xml:space="preserve"> — créé — </w:t>
       </w:r>
-      <w:hyperlink w:history="1" r:id="rId0mdijtvdjglilt4y9jpqw">
+      <w:hyperlink w:history="1" r:id="rIdvjfbxrsn_fbdz7qks2r8e">
         <w:r>
           <w:rPr>
             <w:rStyle w:val="Hyperlink"/>
@@ -1056,7 +1056,7 @@
       <w:r>
         <w:t xml:space="preserve"> — modifié — </w:t>
       </w:r>
-      <w:hyperlink w:history="1" r:id="rIdlb4wdhmt4wqjoq0iewnfa">
+      <w:hyperlink w:history="1" r:id="rIdo4amhzjprpabrbh0zcfgr">
         <w:r>
           <w:rPr>
             <w:rStyle w:val="Hyperlink"/>
@@ -1085,7 +1085,7 @@
       <w:r>
         <w:t xml:space="preserve"> — modifié — </w:t>
       </w:r>
-      <w:hyperlink w:history="1" r:id="rIdsp7xsea4qgsvy1lawnpla">
+      <w:hyperlink w:history="1" r:id="rIdmflh-tvxedpcsxi7ct_jm">
         <w:r>
           <w:rPr>
             <w:rStyle w:val="Hyperlink"/>

--- a/docs/developpement/phases/word/PHASE_27_STOCK_DES_INGREDIENTS_AU_CHOIX_BIERE_PRESSION.docx
+++ b/docs/developpement/phases/word/PHASE_27_STOCK_DES_INGREDIENTS_AU_CHOIX_BIERE_PRESSION.docx
@@ -20,7 +20,7 @@
       <w:r>
         <w:t xml:space="preserve">FlaiX Expert · dossier de développement · généré le 2026-10-04 depuis le dépôt </w:t>
       </w:r>
-      <w:hyperlink w:history="1" r:id="rIdlaiylqdk-bgks-c8cle0n">
+      <w:hyperlink w:history="1" r:id="rIdi4wklqtgwphwnxhqcsyo6">
         <w:r>
           <w:rPr>
             <w:rStyle w:val="Hyperlink"/>
@@ -533,7 +533,7 @@
           <w:numId w:val="2"/>
         </w:numPr>
       </w:pPr>
-      <w:hyperlink w:history="1" r:id="rIdfwaj5h6b2fryua6brz-09">
+      <w:hyperlink w:history="1" r:id="rIdbdbbxsshvtufdckxq7yxh">
         <w:r>
           <w:rPr>
             <w:rStyle w:val="Hyperlink"/>
@@ -581,7 +581,7 @@
       <w:r>
         <w:t xml:space="preserve"> — créé — </w:t>
       </w:r>
-      <w:hyperlink w:history="1" r:id="rIdcfgseatv6tuhdlu0klin6">
+      <w:hyperlink w:history="1" r:id="rIdvjlbdvrnflqhetev-qvn1">
         <w:r>
           <w:rPr>
             <w:rStyle w:val="Hyperlink"/>
@@ -618,7 +618,7 @@
       <w:r>
         <w:t xml:space="preserve"> — créé — </w:t>
       </w:r>
-      <w:hyperlink w:history="1" r:id="rIdlou0eit0unvr9ybkm2g2g">
+      <w:hyperlink w:history="1" r:id="rIdyxgppnbnoosxpg4u9c4ta">
         <w:r>
           <w:rPr>
             <w:rStyle w:val="Hyperlink"/>
@@ -647,7 +647,7 @@
       <w:r>
         <w:t xml:space="preserve"> — créé — </w:t>
       </w:r>
-      <w:hyperlink w:history="1" r:id="rIdfjxkifyio87risfwjbncf">
+      <w:hyperlink w:history="1" r:id="rIds5erzqacarv9ig-hm8fzn">
         <w:r>
           <w:rPr>
             <w:rStyle w:val="Hyperlink"/>
@@ -684,7 +684,7 @@
       <w:r>
         <w:t xml:space="preserve"> — modifié — </w:t>
       </w:r>
-      <w:hyperlink w:history="1" r:id="rIdmondypx-2_djauxm77sm2">
+      <w:hyperlink w:history="1" r:id="rId5yfgheucldv0600u956m1">
         <w:r>
           <w:rPr>
             <w:rStyle w:val="Hyperlink"/>
@@ -713,7 +713,7 @@
       <w:r>
         <w:t xml:space="preserve"> — modifié — </w:t>
       </w:r>
-      <w:hyperlink w:history="1" r:id="rIdx7qpnjwb177qxkvadb8zi">
+      <w:hyperlink w:history="1" r:id="rIdzpamrycvp_lmcvykhesza">
         <w:r>
           <w:rPr>
             <w:rStyle w:val="Hyperlink"/>
@@ -742,7 +742,7 @@
       <w:r>
         <w:t xml:space="preserve"> — modifié — </w:t>
       </w:r>
-      <w:hyperlink w:history="1" r:id="rIdrfqgp0pkcm8_srjlx6rtp">
+      <w:hyperlink w:history="1" r:id="rIdilkz_4swsrawx7gkcezxh">
         <w:r>
           <w:rPr>
             <w:rStyle w:val="Hyperlink"/>
@@ -771,7 +771,7 @@
       <w:r>
         <w:t xml:space="preserve"> — créé — </w:t>
       </w:r>
-      <w:hyperlink w:history="1" r:id="rIdkwkerv6neouyg2crd0un0">
+      <w:hyperlink w:history="1" r:id="rIdpfdtgky-qoa6ryqi3rtcw">
         <w:r>
           <w:rPr>
             <w:rStyle w:val="Hyperlink"/>
@@ -808,7 +808,7 @@
       <w:r>
         <w:t xml:space="preserve"> — modifié — </w:t>
       </w:r>
-      <w:hyperlink w:history="1" r:id="rIduvzt34j2erclch2nmvsfr">
+      <w:hyperlink w:history="1" r:id="rIdakv2fsfn13vf5gbhkms4e">
         <w:r>
           <w:rPr>
             <w:rStyle w:val="Hyperlink"/>
@@ -837,7 +837,7 @@
       <w:r>
         <w:t xml:space="preserve"> — modifié — </w:t>
       </w:r>
-      <w:hyperlink w:history="1" r:id="rIdalxtom3stobrrmo5d1ufc">
+      <w:hyperlink w:history="1" r:id="rIdhk78cs-8s4o7_b_xqcwxl">
         <w:r>
           <w:rPr>
             <w:rStyle w:val="Hyperlink"/>
@@ -866,7 +866,7 @@
       <w:r>
         <w:t xml:space="preserve"> — créé — </w:t>
       </w:r>
-      <w:hyperlink w:history="1" r:id="rId6uc0fo8k7wnjm0b3nztnc">
+      <w:hyperlink w:history="1" r:id="rIdj7ahz_1gypza1ygolqh_v">
         <w:r>
           <w:rPr>
             <w:rStyle w:val="Hyperlink"/>
@@ -895,7 +895,7 @@
       <w:r>
         <w:t xml:space="preserve"> — modifié — </w:t>
       </w:r>
-      <w:hyperlink w:history="1" r:id="rIdhigeornfttiqokujt27d3">
+      <w:hyperlink w:history="1" r:id="rIduyjfirtr_shoenfajvl6e">
         <w:r>
           <w:rPr>
             <w:rStyle w:val="Hyperlink"/>
@@ -924,7 +924,7 @@
       <w:r>
         <w:t xml:space="preserve"> — modifié — </w:t>
       </w:r>
-      <w:hyperlink w:history="1" r:id="rIdmff5rpzoikl0xcswroupv">
+      <w:hyperlink w:history="1" r:id="rIds9kgtiijytj5frlaqhprf">
         <w:r>
           <w:rPr>
             <w:rStyle w:val="Hyperlink"/>
@@ -961,7 +961,7 @@
       <w:r>
         <w:t xml:space="preserve"> — modifié — </w:t>
       </w:r>
-      <w:hyperlink w:history="1" r:id="rId-b1frbyqwalvxapcbawb1">
+      <w:hyperlink w:history="1" r:id="rId1e_hyncrprspebqklns2k">
         <w:r>
           <w:rPr>
             <w:rStyle w:val="Hyperlink"/>
@@ -990,7 +990,7 @@
       <w:r>
         <w:t xml:space="preserve"> — modifié — </w:t>
       </w:r>
-      <w:hyperlink w:history="1" r:id="rId6ef_xcy8_zmctnwrldcwu">
+      <w:hyperlink w:history="1" r:id="rIdn_zhurlojmzzxrlg5dpib">
         <w:r>
           <w:rPr>
             <w:rStyle w:val="Hyperlink"/>
@@ -1019,7 +1019,7 @@
       <w:r>
         <w:t xml:space="preserve"> — créé — </w:t>
       </w:r>
-      <w:hyperlink w:history="1" r:id="rIdvjfbxrsn_fbdz7qks2r8e">
+      <w:hyperlink w:history="1" r:id="rIdqvp4qkyjmnxljvdlyib8u">
         <w:r>
           <w:rPr>
             <w:rStyle w:val="Hyperlink"/>
@@ -1056,7 +1056,7 @@
       <w:r>
         <w:t xml:space="preserve"> — modifié — </w:t>
       </w:r>
-      <w:hyperlink w:history="1" r:id="rIdo4amhzjprpabrbh0zcfgr">
+      <w:hyperlink w:history="1" r:id="rIdnmy1-3mojmpaca6-j7yqi">
         <w:r>
           <w:rPr>
             <w:rStyle w:val="Hyperlink"/>
@@ -1085,7 +1085,7 @@
       <w:r>
         <w:t xml:space="preserve"> — modifié — </w:t>
       </w:r>
-      <w:hyperlink w:history="1" r:id="rIdmflh-tvxedpcsxi7ct_jm">
+      <w:hyperlink w:history="1" r:id="rIdt2kx4dsyfeuwsuubmyf_h">
         <w:r>
           <w:rPr>
             <w:rStyle w:val="Hyperlink"/>

--- a/docs/developpement/phases/word/PHASE_27_STOCK_DES_INGREDIENTS_AU_CHOIX_BIERE_PRESSION.docx
+++ b/docs/developpement/phases/word/PHASE_27_STOCK_DES_INGREDIENTS_AU_CHOIX_BIERE_PRESSION.docx
@@ -20,7 +20,7 @@
       <w:r>
         <w:t xml:space="preserve">FlaiX Expert · dossier de développement · généré le 2026-10-04 depuis le dépôt </w:t>
       </w:r>
-      <w:hyperlink w:history="1" r:id="rIdi4wklqtgwphwnxhqcsyo6">
+      <w:hyperlink w:history="1" r:id="rId7zt7we7ryffsipdfeplgr">
         <w:r>
           <w:rPr>
             <w:rStyle w:val="Hyperlink"/>
@@ -533,7 +533,7 @@
           <w:numId w:val="2"/>
         </w:numPr>
       </w:pPr>
-      <w:hyperlink w:history="1" r:id="rIdbdbbxsshvtufdckxq7yxh">
+      <w:hyperlink w:history="1" r:id="rId7njrlme5eetpla8x3l9qk">
         <w:r>
           <w:rPr>
             <w:rStyle w:val="Hyperlink"/>
@@ -581,7 +581,7 @@
       <w:r>
         <w:t xml:space="preserve"> — créé — </w:t>
       </w:r>
-      <w:hyperlink w:history="1" r:id="rIdvjlbdvrnflqhetev-qvn1">
+      <w:hyperlink w:history="1" r:id="rIdfherwbno0haj9wkzr0alt">
         <w:r>
           <w:rPr>
             <w:rStyle w:val="Hyperlink"/>
@@ -618,7 +618,7 @@
       <w:r>
         <w:t xml:space="preserve"> — créé — </w:t>
       </w:r>
-      <w:hyperlink w:history="1" r:id="rIdyxgppnbnoosxpg4u9c4ta">
+      <w:hyperlink w:history="1" r:id="rIdecscp8amex_3gjn85oeq0">
         <w:r>
           <w:rPr>
             <w:rStyle w:val="Hyperlink"/>
@@ -647,7 +647,7 @@
       <w:r>
         <w:t xml:space="preserve"> — créé — </w:t>
       </w:r>
-      <w:hyperlink w:history="1" r:id="rIds5erzqacarv9ig-hm8fzn">
+      <w:hyperlink w:history="1" r:id="rIdiixuaqqedxgsg5nk_klqe">
         <w:r>
           <w:rPr>
             <w:rStyle w:val="Hyperlink"/>
@@ -684,7 +684,7 @@
       <w:r>
         <w:t xml:space="preserve"> — modifié — </w:t>
       </w:r>
-      <w:hyperlink w:history="1" r:id="rId5yfgheucldv0600u956m1">
+      <w:hyperlink w:history="1" r:id="rId1x-pbzvvlfnjpcwyyzohi">
         <w:r>
           <w:rPr>
             <w:rStyle w:val="Hyperlink"/>
@@ -713,7 +713,7 @@
       <w:r>
         <w:t xml:space="preserve"> — modifié — </w:t>
       </w:r>
-      <w:hyperlink w:history="1" r:id="rIdzpamrycvp_lmcvykhesza">
+      <w:hyperlink w:history="1" r:id="rIdtcst77gbylhrtzjz_w6nj">
         <w:r>
           <w:rPr>
             <w:rStyle w:val="Hyperlink"/>
@@ -742,7 +742,7 @@
       <w:r>
         <w:t xml:space="preserve"> — modifié — </w:t>
       </w:r>
-      <w:hyperlink w:history="1" r:id="rIdilkz_4swsrawx7gkcezxh">
+      <w:hyperlink w:history="1" r:id="rId8buso3qiqhb_4zdichyjv">
         <w:r>
           <w:rPr>
             <w:rStyle w:val="Hyperlink"/>
@@ -771,7 +771,7 @@
       <w:r>
         <w:t xml:space="preserve"> — créé — </w:t>
       </w:r>
-      <w:hyperlink w:history="1" r:id="rIdpfdtgky-qoa6ryqi3rtcw">
+      <w:hyperlink w:history="1" r:id="rIdvohnl5evsohplkoszunl_">
         <w:r>
           <w:rPr>
             <w:rStyle w:val="Hyperlink"/>
@@ -808,7 +808,7 @@
       <w:r>
         <w:t xml:space="preserve"> — modifié — </w:t>
       </w:r>
-      <w:hyperlink w:history="1" r:id="rIdakv2fsfn13vf5gbhkms4e">
+      <w:hyperlink w:history="1" r:id="rIdpjx9-acdht_gptii5g1vr">
         <w:r>
           <w:rPr>
             <w:rStyle w:val="Hyperlink"/>
@@ -837,7 +837,7 @@
       <w:r>
         <w:t xml:space="preserve"> — modifié — </w:t>
       </w:r>
-      <w:hyperlink w:history="1" r:id="rIdhk78cs-8s4o7_b_xqcwxl">
+      <w:hyperlink w:history="1" r:id="rId6v8xt48ymsfu5phz4e78x">
         <w:r>
           <w:rPr>
             <w:rStyle w:val="Hyperlink"/>
@@ -866,7 +866,7 @@
       <w:r>
         <w:t xml:space="preserve"> — créé — </w:t>
       </w:r>
-      <w:hyperlink w:history="1" r:id="rIdj7ahz_1gypza1ygolqh_v">
+      <w:hyperlink w:history="1" r:id="rId9fodmjmo59q7xk7q14wak">
         <w:r>
           <w:rPr>
             <w:rStyle w:val="Hyperlink"/>
@@ -895,7 +895,7 @@
       <w:r>
         <w:t xml:space="preserve"> — modifié — </w:t>
       </w:r>
-      <w:hyperlink w:history="1" r:id="rIduyjfirtr_shoenfajvl6e">
+      <w:hyperlink w:history="1" r:id="rIdsyuekn2qyxd6-ztm0oeu5">
         <w:r>
           <w:rPr>
             <w:rStyle w:val="Hyperlink"/>
@@ -924,7 +924,7 @@
       <w:r>
         <w:t xml:space="preserve"> — modifié — </w:t>
       </w:r>
-      <w:hyperlink w:history="1" r:id="rIds9kgtiijytj5frlaqhprf">
+      <w:hyperlink w:history="1" r:id="rId4cg862wsk-ejzfoxsaihd">
         <w:r>
           <w:rPr>
             <w:rStyle w:val="Hyperlink"/>
@@ -961,7 +961,7 @@
       <w:r>
         <w:t xml:space="preserve"> — modifié — </w:t>
       </w:r>
-      <w:hyperlink w:history="1" r:id="rId1e_hyncrprspebqklns2k">
+      <w:hyperlink w:history="1" r:id="rIdfc_cy6szw7zj4maj65erd">
         <w:r>
           <w:rPr>
             <w:rStyle w:val="Hyperlink"/>
@@ -990,7 +990,7 @@
       <w:r>
         <w:t xml:space="preserve"> — modifié — </w:t>
       </w:r>
-      <w:hyperlink w:history="1" r:id="rIdn_zhurlojmzzxrlg5dpib">
+      <w:hyperlink w:history="1" r:id="rIdskzwjbjpvgvsnit60zdey">
         <w:r>
           <w:rPr>
             <w:rStyle w:val="Hyperlink"/>
@@ -1019,7 +1019,7 @@
       <w:r>
         <w:t xml:space="preserve"> — créé — </w:t>
       </w:r>
-      <w:hyperlink w:history="1" r:id="rIdqvp4qkyjmnxljvdlyib8u">
+      <w:hyperlink w:history="1" r:id="rIdllprnnthfyywcklxyj9uy">
         <w:r>
           <w:rPr>
             <w:rStyle w:val="Hyperlink"/>
@@ -1056,7 +1056,7 @@
       <w:r>
         <w:t xml:space="preserve"> — modifié — </w:t>
       </w:r>
-      <w:hyperlink w:history="1" r:id="rIdnmy1-3mojmpaca6-j7yqi">
+      <w:hyperlink w:history="1" r:id="rIde5wjxe1zdapnooa2tub9f">
         <w:r>
           <w:rPr>
             <w:rStyle w:val="Hyperlink"/>
@@ -1085,7 +1085,7 @@
       <w:r>
         <w:t xml:space="preserve"> — modifié — </w:t>
       </w:r>
-      <w:hyperlink w:history="1" r:id="rIdt2kx4dsyfeuwsuubmyf_h">
+      <w:hyperlink w:history="1" r:id="rId1zr1bsv6tij7vpoh-9ly5">
         <w:r>
           <w:rPr>
             <w:rStyle w:val="Hyperlink"/>

--- a/docs/developpement/phases/word/PHASE_27_STOCK_DES_INGREDIENTS_AU_CHOIX_BIERE_PRESSION.docx
+++ b/docs/developpement/phases/word/PHASE_27_STOCK_DES_INGREDIENTS_AU_CHOIX_BIERE_PRESSION.docx
@@ -20,7 +20,7 @@
       <w:r>
         <w:t xml:space="preserve">FlaiX Expert · dossier de développement · généré le 2026-10-04 depuis le dépôt </w:t>
       </w:r>
-      <w:hyperlink w:history="1" r:id="rId7zt7we7ryffsipdfeplgr">
+      <w:hyperlink w:history="1" r:id="rIdqkhdtxslulnpmcfkowfzy">
         <w:r>
           <w:rPr>
             <w:rStyle w:val="Hyperlink"/>
@@ -533,7 +533,7 @@
           <w:numId w:val="2"/>
         </w:numPr>
       </w:pPr>
-      <w:hyperlink w:history="1" r:id="rId7njrlme5eetpla8x3l9qk">
+      <w:hyperlink w:history="1" r:id="rIdjzhfhhzewpcvoufc1kejf">
         <w:r>
           <w:rPr>
             <w:rStyle w:val="Hyperlink"/>
@@ -581,7 +581,7 @@
       <w:r>
         <w:t xml:space="preserve"> — créé — </w:t>
       </w:r>
-      <w:hyperlink w:history="1" r:id="rIdfherwbno0haj9wkzr0alt">
+      <w:hyperlink w:history="1" r:id="rId3mtpu0f0ohznehklsc89r">
         <w:r>
           <w:rPr>
             <w:rStyle w:val="Hyperlink"/>
@@ -618,7 +618,7 @@
       <w:r>
         <w:t xml:space="preserve"> — créé — </w:t>
       </w:r>
-      <w:hyperlink w:history="1" r:id="rIdecscp8amex_3gjn85oeq0">
+      <w:hyperlink w:history="1" r:id="rIdwdiy2b2f-kpwqcb_f1kgb">
         <w:r>
           <w:rPr>
             <w:rStyle w:val="Hyperlink"/>
@@ -647,7 +647,7 @@
       <w:r>
         <w:t xml:space="preserve"> — créé — </w:t>
       </w:r>
-      <w:hyperlink w:history="1" r:id="rIdiixuaqqedxgsg5nk_klqe">
+      <w:hyperlink w:history="1" r:id="rIdpvwvcr1uh6tlsaaapvmby">
         <w:r>
           <w:rPr>
             <w:rStyle w:val="Hyperlink"/>
@@ -684,7 +684,7 @@
       <w:r>
         <w:t xml:space="preserve"> — modifié — </w:t>
       </w:r>
-      <w:hyperlink w:history="1" r:id="rId1x-pbzvvlfnjpcwyyzohi">
+      <w:hyperlink w:history="1" r:id="rIdje4ctenxdztc9todj39xq">
         <w:r>
           <w:rPr>
             <w:rStyle w:val="Hyperlink"/>
@@ -713,7 +713,7 @@
       <w:r>
         <w:t xml:space="preserve"> — modifié — </w:t>
       </w:r>
-      <w:hyperlink w:history="1" r:id="rIdtcst77gbylhrtzjz_w6nj">
+      <w:hyperlink w:history="1" r:id="rIdtlviehi3vag01kitb27tr">
         <w:r>
           <w:rPr>
             <w:rStyle w:val="Hyperlink"/>
@@ -742,7 +742,7 @@
       <w:r>
         <w:t xml:space="preserve"> — modifié — </w:t>
       </w:r>
-      <w:hyperlink w:history="1" r:id="rId8buso3qiqhb_4zdichyjv">
+      <w:hyperlink w:history="1" r:id="rIdx-oczptzzuxcamq8buz-_">
         <w:r>
           <w:rPr>
             <w:rStyle w:val="Hyperlink"/>
@@ -771,7 +771,7 @@
       <w:r>
         <w:t xml:space="preserve"> — créé — </w:t>
       </w:r>
-      <w:hyperlink w:history="1" r:id="rIdvohnl5evsohplkoszunl_">
+      <w:hyperlink w:history="1" r:id="rIdv34-c1136olymy9vg_wcv">
         <w:r>
           <w:rPr>
             <w:rStyle w:val="Hyperlink"/>
@@ -808,7 +808,7 @@
       <w:r>
         <w:t xml:space="preserve"> — modifié — </w:t>
       </w:r>
-      <w:hyperlink w:history="1" r:id="rIdpjx9-acdht_gptii5g1vr">
+      <w:hyperlink w:history="1" r:id="rIdb2kmmrrifvuwcwy-8q9r-">
         <w:r>
           <w:rPr>
             <w:rStyle w:val="Hyperlink"/>
@@ -837,7 +837,7 @@
       <w:r>
         <w:t xml:space="preserve"> — modifié — </w:t>
       </w:r>
-      <w:hyperlink w:history="1" r:id="rId6v8xt48ymsfu5phz4e78x">
+      <w:hyperlink w:history="1" r:id="rIdpfamavx2lztrvqoeejaz7">
         <w:r>
           <w:rPr>
             <w:rStyle w:val="Hyperlink"/>
@@ -866,7 +866,7 @@
       <w:r>
         <w:t xml:space="preserve"> — créé — </w:t>
       </w:r>
-      <w:hyperlink w:history="1" r:id="rId9fodmjmo59q7xk7q14wak">
+      <w:hyperlink w:history="1" r:id="rIdzwxq4xdf19trkuzcyywkm">
         <w:r>
           <w:rPr>
             <w:rStyle w:val="Hyperlink"/>
@@ -895,7 +895,7 @@
       <w:r>
         <w:t xml:space="preserve"> — modifié — </w:t>
       </w:r>
-      <w:hyperlink w:history="1" r:id="rIdsyuekn2qyxd6-ztm0oeu5">
+      <w:hyperlink w:history="1" r:id="rIdyrq2tz9ihaiiff0keyifp">
         <w:r>
           <w:rPr>
             <w:rStyle w:val="Hyperlink"/>
@@ -924,7 +924,7 @@
       <w:r>
         <w:t xml:space="preserve"> — modifié — </w:t>
       </w:r>
-      <w:hyperlink w:history="1" r:id="rId4cg862wsk-ejzfoxsaihd">
+      <w:hyperlink w:history="1" r:id="rId9xohe7nnwduw3bmppfytp">
         <w:r>
           <w:rPr>
             <w:rStyle w:val="Hyperlink"/>
@@ -961,7 +961,7 @@
       <w:r>
         <w:t xml:space="preserve"> — modifié — </w:t>
       </w:r>
-      <w:hyperlink w:history="1" r:id="rIdfc_cy6szw7zj4maj65erd">
+      <w:hyperlink w:history="1" r:id="rIdklpcsxoab9xarqqefqnow">
         <w:r>
           <w:rPr>
             <w:rStyle w:val="Hyperlink"/>
@@ -990,7 +990,7 @@
       <w:r>
         <w:t xml:space="preserve"> — modifié — </w:t>
       </w:r>
-      <w:hyperlink w:history="1" r:id="rIdskzwjbjpvgvsnit60zdey">
+      <w:hyperlink w:history="1" r:id="rId8xx5k-ljc86bpunnsrkb1">
         <w:r>
           <w:rPr>
             <w:rStyle w:val="Hyperlink"/>
@@ -1019,7 +1019,7 @@
       <w:r>
         <w:t xml:space="preserve"> — créé — </w:t>
       </w:r>
-      <w:hyperlink w:history="1" r:id="rIdllprnnthfyywcklxyj9uy">
+      <w:hyperlink w:history="1" r:id="rIdbb1-2zm4s7q2tcbkpbw-t">
         <w:r>
           <w:rPr>
             <w:rStyle w:val="Hyperlink"/>
@@ -1056,7 +1056,7 @@
       <w:r>
         <w:t xml:space="preserve"> — modifié — </w:t>
       </w:r>
-      <w:hyperlink w:history="1" r:id="rIde5wjxe1zdapnooa2tub9f">
+      <w:hyperlink w:history="1" r:id="rIdtdjbbti8sgwdrns_xn46l">
         <w:r>
           <w:rPr>
             <w:rStyle w:val="Hyperlink"/>
@@ -1085,7 +1085,7 @@
       <w:r>
         <w:t xml:space="preserve"> — modifié — </w:t>
       </w:r>
-      <w:hyperlink w:history="1" r:id="rId1zr1bsv6tij7vpoh-9ly5">
+      <w:hyperlink w:history="1" r:id="rIdjh3gp2w0zb3dnah3jlqik">
         <w:r>
           <w:rPr>
             <w:rStyle w:val="Hyperlink"/>
@@ -1233,7 +1233,7 @@
         </w:numPr>
       </w:pPr>
       <w:r>
-        <w:t xml:space="preserve">la clôture du match exige le comptage du fût</w:t>
+        <w:t xml:space="preserve">la clôture de l'événement exige le comptage du fût</w:t>
       </w:r>
     </w:p>
     <w:p>
@@ -1245,7 +1245,7 @@
         </w:numPr>
       </w:pPr>
       <w:r>
-        <w:t xml:space="preserve">fût vide en fin de match : −4 L, au-delà de 3 % du départ → motif exigé ; valorisé au prix moyen</w:t>
+        <w:t xml:space="preserve">fût vide en fin d'événement : −4 L, au-delà de 3 % du départ → motif exigé ; valorisé au prix moyen</w:t>
       </w:r>
     </w:p>
     <w:p>
@@ -1257,7 +1257,7 @@
         </w:numPr>
       </w:pPr>
       <w:r>
-        <w:t xml:space="preserve">match clos : la consommation est figée, une recette changée ensuite ne réécrit pas le passé</w:t>
+        <w:t xml:space="preserve">événement clos : la consommation est figée, une recette changée ensuite ne réécrit pas le passé</w:t>
       </w:r>
     </w:p>
     <w:p>
@@ -1285,7 +1285,7 @@
           <w:b/>
           <w:bCs/>
         </w:rPr>
-        <w:t xml:space="preserve">match suivant et inventaire</w:t>
+        <w:t xml:space="preserve">événement suivant et inventaire</w:t>
       </w:r>
     </w:p>
     <w:p>

--- a/docs/developpement/phases/word/PHASE_27_STOCK_DES_INGREDIENTS_AU_CHOIX_BIERE_PRESSION.docx
+++ b/docs/developpement/phases/word/PHASE_27_STOCK_DES_INGREDIENTS_AU_CHOIX_BIERE_PRESSION.docx
@@ -20,7 +20,7 @@
       <w:r>
         <w:t xml:space="preserve">FlaiX Expert · dossier de développement · généré le 2026-10-04 depuis le dépôt </w:t>
       </w:r>
-      <w:hyperlink w:history="1" r:id="rIdqkhdtxslulnpmcfkowfzy">
+      <w:hyperlink w:history="1" r:id="rId49ahcotkle-wbbn4kgss7">
         <w:r>
           <w:rPr>
             <w:rStyle w:val="Hyperlink"/>
@@ -533,7 +533,7 @@
           <w:numId w:val="2"/>
         </w:numPr>
       </w:pPr>
-      <w:hyperlink w:history="1" r:id="rIdjzhfhhzewpcvoufc1kejf">
+      <w:hyperlink w:history="1" r:id="rIdqj8kvqmm-ptfpa0xe1ai6">
         <w:r>
           <w:rPr>
             <w:rStyle w:val="Hyperlink"/>
@@ -581,7 +581,7 @@
       <w:r>
         <w:t xml:space="preserve"> — créé — </w:t>
       </w:r>
-      <w:hyperlink w:history="1" r:id="rId3mtpu0f0ohznehklsc89r">
+      <w:hyperlink w:history="1" r:id="rIdrjtu7-gtv_vmxm24lighr">
         <w:r>
           <w:rPr>
             <w:rStyle w:val="Hyperlink"/>
@@ -618,7 +618,7 @@
       <w:r>
         <w:t xml:space="preserve"> — créé — </w:t>
       </w:r>
-      <w:hyperlink w:history="1" r:id="rIdwdiy2b2f-kpwqcb_f1kgb">
+      <w:hyperlink w:history="1" r:id="rIdingcmbn-d1uo722an1qbl">
         <w:r>
           <w:rPr>
             <w:rStyle w:val="Hyperlink"/>
@@ -647,7 +647,7 @@
       <w:r>
         <w:t xml:space="preserve"> — créé — </w:t>
       </w:r>
-      <w:hyperlink w:history="1" r:id="rIdpvwvcr1uh6tlsaaapvmby">
+      <w:hyperlink w:history="1" r:id="rIdetri0llqtksqmic63lr5t">
         <w:r>
           <w:rPr>
             <w:rStyle w:val="Hyperlink"/>
@@ -684,7 +684,7 @@
       <w:r>
         <w:t xml:space="preserve"> — modifié — </w:t>
       </w:r>
-      <w:hyperlink w:history="1" r:id="rIdje4ctenxdztc9todj39xq">
+      <w:hyperlink w:history="1" r:id="rIdcxogpjbuorr3xodfc-tpq">
         <w:r>
           <w:rPr>
             <w:rStyle w:val="Hyperlink"/>
@@ -713,7 +713,7 @@
       <w:r>
         <w:t xml:space="preserve"> — modifié — </w:t>
       </w:r>
-      <w:hyperlink w:history="1" r:id="rIdtlviehi3vag01kitb27tr">
+      <w:hyperlink w:history="1" r:id="rIdsyx2etclhl8bqoe8xcjwt">
         <w:r>
           <w:rPr>
             <w:rStyle w:val="Hyperlink"/>
@@ -742,7 +742,7 @@
       <w:r>
         <w:t xml:space="preserve"> — modifié — </w:t>
       </w:r>
-      <w:hyperlink w:history="1" r:id="rIdx-oczptzzuxcamq8buz-_">
+      <w:hyperlink w:history="1" r:id="rIdau2sjncjhnuow6cdie-gl">
         <w:r>
           <w:rPr>
             <w:rStyle w:val="Hyperlink"/>
@@ -771,7 +771,7 @@
       <w:r>
         <w:t xml:space="preserve"> — créé — </w:t>
       </w:r>
-      <w:hyperlink w:history="1" r:id="rIdv34-c1136olymy9vg_wcv">
+      <w:hyperlink w:history="1" r:id="rIdxzguiozu9sxxrxvkmknhp">
         <w:r>
           <w:rPr>
             <w:rStyle w:val="Hyperlink"/>
@@ -808,7 +808,7 @@
       <w:r>
         <w:t xml:space="preserve"> — modifié — </w:t>
       </w:r>
-      <w:hyperlink w:history="1" r:id="rIdb2kmmrrifvuwcwy-8q9r-">
+      <w:hyperlink w:history="1" r:id="rIdtz9j9gnj9e9f__dzufzhp">
         <w:r>
           <w:rPr>
             <w:rStyle w:val="Hyperlink"/>
@@ -837,7 +837,7 @@
       <w:r>
         <w:t xml:space="preserve"> — modifié — </w:t>
       </w:r>
-      <w:hyperlink w:history="1" r:id="rIdpfamavx2lztrvqoeejaz7">
+      <w:hyperlink w:history="1" r:id="rIdmjzazz7fg3fgsbq8mwfey">
         <w:r>
           <w:rPr>
             <w:rStyle w:val="Hyperlink"/>
@@ -866,7 +866,7 @@
       <w:r>
         <w:t xml:space="preserve"> — créé — </w:t>
       </w:r>
-      <w:hyperlink w:history="1" r:id="rIdzwxq4xdf19trkuzcyywkm">
+      <w:hyperlink w:history="1" r:id="rIdrcjqegt5ndwzueymb2psk">
         <w:r>
           <w:rPr>
             <w:rStyle w:val="Hyperlink"/>
@@ -895,7 +895,7 @@
       <w:r>
         <w:t xml:space="preserve"> — modifié — </w:t>
       </w:r>
-      <w:hyperlink w:history="1" r:id="rIdyrq2tz9ihaiiff0keyifp">
+      <w:hyperlink w:history="1" r:id="rIdarzdcneo46yntgkn-udqt">
         <w:r>
           <w:rPr>
             <w:rStyle w:val="Hyperlink"/>
@@ -924,7 +924,7 @@
       <w:r>
         <w:t xml:space="preserve"> — modifié — </w:t>
       </w:r>
-      <w:hyperlink w:history="1" r:id="rId9xohe7nnwduw3bmppfytp">
+      <w:hyperlink w:history="1" r:id="rIdd27cnig3spfrz_7hzwjxn">
         <w:r>
           <w:rPr>
             <w:rStyle w:val="Hyperlink"/>
@@ -961,7 +961,7 @@
       <w:r>
         <w:t xml:space="preserve"> — modifié — </w:t>
       </w:r>
-      <w:hyperlink w:history="1" r:id="rIdklpcsxoab9xarqqefqnow">
+      <w:hyperlink w:history="1" r:id="rIdcqd7gin756tr8lcvvwocl">
         <w:r>
           <w:rPr>
             <w:rStyle w:val="Hyperlink"/>
@@ -990,7 +990,7 @@
       <w:r>
         <w:t xml:space="preserve"> — modifié — </w:t>
       </w:r>
-      <w:hyperlink w:history="1" r:id="rId8xx5k-ljc86bpunnsrkb1">
+      <w:hyperlink w:history="1" r:id="rIds6ast2uxnsyxssxgwwaoh">
         <w:r>
           <w:rPr>
             <w:rStyle w:val="Hyperlink"/>
@@ -1019,7 +1019,7 @@
       <w:r>
         <w:t xml:space="preserve"> — créé — </w:t>
       </w:r>
-      <w:hyperlink w:history="1" r:id="rIdbb1-2zm4s7q2tcbkpbw-t">
+      <w:hyperlink w:history="1" r:id="rIdoel5eoofryqm_sncr6snf">
         <w:r>
           <w:rPr>
             <w:rStyle w:val="Hyperlink"/>
@@ -1056,7 +1056,7 @@
       <w:r>
         <w:t xml:space="preserve"> — modifié — </w:t>
       </w:r>
-      <w:hyperlink w:history="1" r:id="rIdtdjbbti8sgwdrns_xn46l">
+      <w:hyperlink w:history="1" r:id="rIdpon7w_ozlkery3rvgpcno">
         <w:r>
           <w:rPr>
             <w:rStyle w:val="Hyperlink"/>
@@ -1085,7 +1085,7 @@
       <w:r>
         <w:t xml:space="preserve"> — modifié — </w:t>
       </w:r>
-      <w:hyperlink w:history="1" r:id="rIdjh3gp2w0zb3dnah3jlqik">
+      <w:hyperlink w:history="1" r:id="rIdlcg702metzukljvzgicei">
         <w:r>
           <w:rPr>
             <w:rStyle w:val="Hyperlink"/>

--- a/docs/developpement/phases/word/PHASE_27_STOCK_DES_INGREDIENTS_AU_CHOIX_BIERE_PRESSION.docx
+++ b/docs/developpement/phases/word/PHASE_27_STOCK_DES_INGREDIENTS_AU_CHOIX_BIERE_PRESSION.docx
@@ -20,7 +20,7 @@
       <w:r>
         <w:t xml:space="preserve">FlaiX Expert · dossier de développement · généré le 2026-10-04 depuis le dépôt </w:t>
       </w:r>
-      <w:hyperlink w:history="1" r:id="rId49ahcotkle-wbbn4kgss7">
+      <w:hyperlink w:history="1" r:id="rIdvfxr7nrpkfocc9plf8w1b">
         <w:r>
           <w:rPr>
             <w:rStyle w:val="Hyperlink"/>
@@ -533,7 +533,7 @@
           <w:numId w:val="2"/>
         </w:numPr>
       </w:pPr>
-      <w:hyperlink w:history="1" r:id="rIdqj8kvqmm-ptfpa0xe1ai6">
+      <w:hyperlink w:history="1" r:id="rId-uk6ckrqbphvtlaaim-jv">
         <w:r>
           <w:rPr>
             <w:rStyle w:val="Hyperlink"/>
@@ -581,7 +581,7 @@
       <w:r>
         <w:t xml:space="preserve"> — créé — </w:t>
       </w:r>
-      <w:hyperlink w:history="1" r:id="rIdrjtu7-gtv_vmxm24lighr">
+      <w:hyperlink w:history="1" r:id="rIddy-6wx1bq3fikp5_yefpu">
         <w:r>
           <w:rPr>
             <w:rStyle w:val="Hyperlink"/>
@@ -618,7 +618,7 @@
       <w:r>
         <w:t xml:space="preserve"> — créé — </w:t>
       </w:r>
-      <w:hyperlink w:history="1" r:id="rIdingcmbn-d1uo722an1qbl">
+      <w:hyperlink w:history="1" r:id="rIdxpsb3lbjmnc6pgcjbyv04">
         <w:r>
           <w:rPr>
             <w:rStyle w:val="Hyperlink"/>
@@ -647,7 +647,7 @@
       <w:r>
         <w:t xml:space="preserve"> — créé — </w:t>
       </w:r>
-      <w:hyperlink w:history="1" r:id="rIdetri0llqtksqmic63lr5t">
+      <w:hyperlink w:history="1" r:id="rId9fqbuoe3goeb8qkkytmkx">
         <w:r>
           <w:rPr>
             <w:rStyle w:val="Hyperlink"/>
@@ -684,7 +684,7 @@
       <w:r>
         <w:t xml:space="preserve"> — modifié — </w:t>
       </w:r>
-      <w:hyperlink w:history="1" r:id="rIdcxogpjbuorr3xodfc-tpq">
+      <w:hyperlink w:history="1" r:id="rId-4-435rjfiwy5futz6olr">
         <w:r>
           <w:rPr>
             <w:rStyle w:val="Hyperlink"/>
@@ -713,7 +713,7 @@
       <w:r>
         <w:t xml:space="preserve"> — modifié — </w:t>
       </w:r>
-      <w:hyperlink w:history="1" r:id="rIdsyx2etclhl8bqoe8xcjwt">
+      <w:hyperlink w:history="1" r:id="rIdtsb0j1entui18rcagp7z_">
         <w:r>
           <w:rPr>
             <w:rStyle w:val="Hyperlink"/>
@@ -742,7 +742,7 @@
       <w:r>
         <w:t xml:space="preserve"> — modifié — </w:t>
       </w:r>
-      <w:hyperlink w:history="1" r:id="rIdau2sjncjhnuow6cdie-gl">
+      <w:hyperlink w:history="1" r:id="rIdkerjeec4t1c2iweqjnr7q">
         <w:r>
           <w:rPr>
             <w:rStyle w:val="Hyperlink"/>
@@ -771,7 +771,7 @@
       <w:r>
         <w:t xml:space="preserve"> — créé — </w:t>
       </w:r>
-      <w:hyperlink w:history="1" r:id="rIdxzguiozu9sxxrxvkmknhp">
+      <w:hyperlink w:history="1" r:id="rIdh8ipo26ozxsb9kyrboxyo">
         <w:r>
           <w:rPr>
             <w:rStyle w:val="Hyperlink"/>
@@ -808,7 +808,7 @@
       <w:r>
         <w:t xml:space="preserve"> — modifié — </w:t>
       </w:r>
-      <w:hyperlink w:history="1" r:id="rIdtz9j9gnj9e9f__dzufzhp">
+      <w:hyperlink w:history="1" r:id="rIdekar9tjm4upr5suyat0gz">
         <w:r>
           <w:rPr>
             <w:rStyle w:val="Hyperlink"/>
@@ -837,7 +837,7 @@
       <w:r>
         <w:t xml:space="preserve"> — modifié — </w:t>
       </w:r>
-      <w:hyperlink w:history="1" r:id="rIdmjzazz7fg3fgsbq8mwfey">
+      <w:hyperlink w:history="1" r:id="rIdkyv7qont8hbwqzibwjhrn">
         <w:r>
           <w:rPr>
             <w:rStyle w:val="Hyperlink"/>
@@ -866,7 +866,7 @@
       <w:r>
         <w:t xml:space="preserve"> — créé — </w:t>
       </w:r>
-      <w:hyperlink w:history="1" r:id="rIdrcjqegt5ndwzueymb2psk">
+      <w:hyperlink w:history="1" r:id="rIdab1dy9nsen6bcee30grjx">
         <w:r>
           <w:rPr>
             <w:rStyle w:val="Hyperlink"/>
@@ -895,7 +895,7 @@
       <w:r>
         <w:t xml:space="preserve"> — modifié — </w:t>
       </w:r>
-      <w:hyperlink w:history="1" r:id="rIdarzdcneo46yntgkn-udqt">
+      <w:hyperlink w:history="1" r:id="rIdtkhtnz0vkfxe0dktmm1r5">
         <w:r>
           <w:rPr>
             <w:rStyle w:val="Hyperlink"/>
@@ -924,7 +924,7 @@
       <w:r>
         <w:t xml:space="preserve"> — modifié — </w:t>
       </w:r>
-      <w:hyperlink w:history="1" r:id="rIdd27cnig3spfrz_7hzwjxn">
+      <w:hyperlink w:history="1" r:id="rIdrzzihtnp9wqyllukza7h8">
         <w:r>
           <w:rPr>
             <w:rStyle w:val="Hyperlink"/>
@@ -961,7 +961,7 @@
       <w:r>
         <w:t xml:space="preserve"> — modifié — </w:t>
       </w:r>
-      <w:hyperlink w:history="1" r:id="rIdcqd7gin756tr8lcvvwocl">
+      <w:hyperlink w:history="1" r:id="rIdzvhangocys3j_xjlzyr9g">
         <w:r>
           <w:rPr>
             <w:rStyle w:val="Hyperlink"/>
@@ -990,7 +990,7 @@
       <w:r>
         <w:t xml:space="preserve"> — modifié — </w:t>
       </w:r>
-      <w:hyperlink w:history="1" r:id="rIds6ast2uxnsyxssxgwwaoh">
+      <w:hyperlink w:history="1" r:id="rIdleoc4306pmerwudd3foje">
         <w:r>
           <w:rPr>
             <w:rStyle w:val="Hyperlink"/>
@@ -1019,7 +1019,7 @@
       <w:r>
         <w:t xml:space="preserve"> — créé — </w:t>
       </w:r>
-      <w:hyperlink w:history="1" r:id="rIdoel5eoofryqm_sncr6snf">
+      <w:hyperlink w:history="1" r:id="rIddpfhzp6ewmbejpv8gtsy_">
         <w:r>
           <w:rPr>
             <w:rStyle w:val="Hyperlink"/>
@@ -1056,7 +1056,7 @@
       <w:r>
         <w:t xml:space="preserve"> — modifié — </w:t>
       </w:r>
-      <w:hyperlink w:history="1" r:id="rIdpon7w_ozlkery3rvgpcno">
+      <w:hyperlink w:history="1" r:id="rIdrnbugjobxj4qqjlq4gsi-">
         <w:r>
           <w:rPr>
             <w:rStyle w:val="Hyperlink"/>
@@ -1085,7 +1085,7 @@
       <w:r>
         <w:t xml:space="preserve"> — modifié — </w:t>
       </w:r>
-      <w:hyperlink w:history="1" r:id="rIdlcg702metzukljvzgicei">
+      <w:hyperlink w:history="1" r:id="rId_ssgpvhsopv3lqurjyecx">
         <w:r>
           <w:rPr>
             <w:rStyle w:val="Hyperlink"/>

--- a/docs/developpement/phases/word/PHASE_27_STOCK_DES_INGREDIENTS_AU_CHOIX_BIERE_PRESSION.docx
+++ b/docs/developpement/phases/word/PHASE_27_STOCK_DES_INGREDIENTS_AU_CHOIX_BIERE_PRESSION.docx
@@ -20,7 +20,7 @@
       <w:r>
         <w:t xml:space="preserve">FlaiX Expert · dossier de développement · généré le 2026-10-04 depuis le dépôt </w:t>
       </w:r>
-      <w:hyperlink w:history="1" r:id="rIdvfxr7nrpkfocc9plf8w1b">
+      <w:hyperlink w:history="1" r:id="rIdqwqdvh9jfnp2kf_fdgxzc">
         <w:r>
           <w:rPr>
             <w:rStyle w:val="Hyperlink"/>
@@ -533,7 +533,7 @@
           <w:numId w:val="2"/>
         </w:numPr>
       </w:pPr>
-      <w:hyperlink w:history="1" r:id="rId-uk6ckrqbphvtlaaim-jv">
+      <w:hyperlink w:history="1" r:id="rIddnppfquxj73dokysezxi8">
         <w:r>
           <w:rPr>
             <w:rStyle w:val="Hyperlink"/>
@@ -581,7 +581,7 @@
       <w:r>
         <w:t xml:space="preserve"> — créé — </w:t>
       </w:r>
-      <w:hyperlink w:history="1" r:id="rIddy-6wx1bq3fikp5_yefpu">
+      <w:hyperlink w:history="1" r:id="rIdhsqzsyobkxwl8y1fqps4_">
         <w:r>
           <w:rPr>
             <w:rStyle w:val="Hyperlink"/>
@@ -618,7 +618,7 @@
       <w:r>
         <w:t xml:space="preserve"> — créé — </w:t>
       </w:r>
-      <w:hyperlink w:history="1" r:id="rIdxpsb3lbjmnc6pgcjbyv04">
+      <w:hyperlink w:history="1" r:id="rId_2q8gun2orurqr77sy177">
         <w:r>
           <w:rPr>
             <w:rStyle w:val="Hyperlink"/>
@@ -647,7 +647,7 @@
       <w:r>
         <w:t xml:space="preserve"> — créé — </w:t>
       </w:r>
-      <w:hyperlink w:history="1" r:id="rId9fqbuoe3goeb8qkkytmkx">
+      <w:hyperlink w:history="1" r:id="rIdnxm3uaebuerp1jmlwrioc">
         <w:r>
           <w:rPr>
             <w:rStyle w:val="Hyperlink"/>
@@ -684,7 +684,7 @@
       <w:r>
         <w:t xml:space="preserve"> — modifié — </w:t>
       </w:r>
-      <w:hyperlink w:history="1" r:id="rId-4-435rjfiwy5futz6olr">
+      <w:hyperlink w:history="1" r:id="rIddmmstwlrykucjraojissc">
         <w:r>
           <w:rPr>
             <w:rStyle w:val="Hyperlink"/>
@@ -713,7 +713,7 @@
       <w:r>
         <w:t xml:space="preserve"> — modifié — </w:t>
       </w:r>
-      <w:hyperlink w:history="1" r:id="rIdtsb0j1entui18rcagp7z_">
+      <w:hyperlink w:history="1" r:id="rIdqu6sdyp6iqztlbut1atrl">
         <w:r>
           <w:rPr>
             <w:rStyle w:val="Hyperlink"/>
@@ -742,7 +742,7 @@
       <w:r>
         <w:t xml:space="preserve"> — modifié — </w:t>
       </w:r>
-      <w:hyperlink w:history="1" r:id="rIdkerjeec4t1c2iweqjnr7q">
+      <w:hyperlink w:history="1" r:id="rId1euj4xruuyxbtfe0muu5i">
         <w:r>
           <w:rPr>
             <w:rStyle w:val="Hyperlink"/>
@@ -771,7 +771,7 @@
       <w:r>
         <w:t xml:space="preserve"> — créé — </w:t>
       </w:r>
-      <w:hyperlink w:history="1" r:id="rIdh8ipo26ozxsb9kyrboxyo">
+      <w:hyperlink w:history="1" r:id="rIdbdxfgzffklw-z6tek8oyn">
         <w:r>
           <w:rPr>
             <w:rStyle w:val="Hyperlink"/>
@@ -808,7 +808,7 @@
       <w:r>
         <w:t xml:space="preserve"> — modifié — </w:t>
       </w:r>
-      <w:hyperlink w:history="1" r:id="rIdekar9tjm4upr5suyat0gz">
+      <w:hyperlink w:history="1" r:id="rIdm7ggqprlvghehr088e4rl">
         <w:r>
           <w:rPr>
             <w:rStyle w:val="Hyperlink"/>
@@ -837,7 +837,7 @@
       <w:r>
         <w:t xml:space="preserve"> — modifié — </w:t>
       </w:r>
-      <w:hyperlink w:history="1" r:id="rIdkyv7qont8hbwqzibwjhrn">
+      <w:hyperlink w:history="1" r:id="rIddb4njjarprllxslrjf3c1">
         <w:r>
           <w:rPr>
             <w:rStyle w:val="Hyperlink"/>
@@ -866,7 +866,7 @@
       <w:r>
         <w:t xml:space="preserve"> — créé — </w:t>
       </w:r>
-      <w:hyperlink w:history="1" r:id="rIdab1dy9nsen6bcee30grjx">
+      <w:hyperlink w:history="1" r:id="rIdzuhru-aqk8dro0t4en0qa">
         <w:r>
           <w:rPr>
             <w:rStyle w:val="Hyperlink"/>
@@ -895,7 +895,7 @@
       <w:r>
         <w:t xml:space="preserve"> — modifié — </w:t>
       </w:r>
-      <w:hyperlink w:history="1" r:id="rIdtkhtnz0vkfxe0dktmm1r5">
+      <w:hyperlink w:history="1" r:id="rIdaianmx3rskcqjvuorqjv-">
         <w:r>
           <w:rPr>
             <w:rStyle w:val="Hyperlink"/>
@@ -924,7 +924,7 @@
       <w:r>
         <w:t xml:space="preserve"> — modifié — </w:t>
       </w:r>
-      <w:hyperlink w:history="1" r:id="rIdrzzihtnp9wqyllukza7h8">
+      <w:hyperlink w:history="1" r:id="rIdzhydummxqe655kklq0pfa">
         <w:r>
           <w:rPr>
             <w:rStyle w:val="Hyperlink"/>
@@ -961,7 +961,7 @@
       <w:r>
         <w:t xml:space="preserve"> — modifié — </w:t>
       </w:r>
-      <w:hyperlink w:history="1" r:id="rIdzvhangocys3j_xjlzyr9g">
+      <w:hyperlink w:history="1" r:id="rIdcle_qe-fkriq1yott-rbv">
         <w:r>
           <w:rPr>
             <w:rStyle w:val="Hyperlink"/>
@@ -990,7 +990,7 @@
       <w:r>
         <w:t xml:space="preserve"> — modifié — </w:t>
       </w:r>
-      <w:hyperlink w:history="1" r:id="rIdleoc4306pmerwudd3foje">
+      <w:hyperlink w:history="1" r:id="rIdpdgab62jbt1lt53og7s1o">
         <w:r>
           <w:rPr>
             <w:rStyle w:val="Hyperlink"/>
@@ -1019,7 +1019,7 @@
       <w:r>
         <w:t xml:space="preserve"> — créé — </w:t>
       </w:r>
-      <w:hyperlink w:history="1" r:id="rIddpfhzp6ewmbejpv8gtsy_">
+      <w:hyperlink w:history="1" r:id="rIdwbedqsmda6vsa6xtrdock">
         <w:r>
           <w:rPr>
             <w:rStyle w:val="Hyperlink"/>
@@ -1056,7 +1056,7 @@
       <w:r>
         <w:t xml:space="preserve"> — modifié — </w:t>
       </w:r>
-      <w:hyperlink w:history="1" r:id="rIdrnbugjobxj4qqjlq4gsi-">
+      <w:hyperlink w:history="1" r:id="rId-u1qn7hxkteyqdwsqshzs">
         <w:r>
           <w:rPr>
             <w:rStyle w:val="Hyperlink"/>
@@ -1085,7 +1085,7 @@
       <w:r>
         <w:t xml:space="preserve"> — modifié — </w:t>
       </w:r>
-      <w:hyperlink w:history="1" r:id="rId_ssgpvhsopv3lqurjyecx">
+      <w:hyperlink w:history="1" r:id="rIdgyplh-18l-bkcfec-qblg">
         <w:r>
           <w:rPr>
             <w:rStyle w:val="Hyperlink"/>

--- a/docs/developpement/phases/word/PHASE_27_STOCK_DES_INGREDIENTS_AU_CHOIX_BIERE_PRESSION.docx
+++ b/docs/developpement/phases/word/PHASE_27_STOCK_DES_INGREDIENTS_AU_CHOIX_BIERE_PRESSION.docx
@@ -20,7 +20,7 @@
       <w:r>
         <w:t xml:space="preserve">FlaiX Expert · dossier de développement · généré le 2026-10-04 depuis le dépôt </w:t>
       </w:r>
-      <w:hyperlink w:history="1" r:id="rIdqwqdvh9jfnp2kf_fdgxzc">
+      <w:hyperlink w:history="1" r:id="rIdx7kmqifhe-sukrfmnv4ik">
         <w:r>
           <w:rPr>
             <w:rStyle w:val="Hyperlink"/>
@@ -533,7 +533,7 @@
           <w:numId w:val="2"/>
         </w:numPr>
       </w:pPr>
-      <w:hyperlink w:history="1" r:id="rIddnppfquxj73dokysezxi8">
+      <w:hyperlink w:history="1" r:id="rIdyvo72bt89fxxiyhksr03q">
         <w:r>
           <w:rPr>
             <w:rStyle w:val="Hyperlink"/>
@@ -581,7 +581,7 @@
       <w:r>
         <w:t xml:space="preserve"> — créé — </w:t>
       </w:r>
-      <w:hyperlink w:history="1" r:id="rIdhsqzsyobkxwl8y1fqps4_">
+      <w:hyperlink w:history="1" r:id="rId2zksunvlq0w4recazjikp">
         <w:r>
           <w:rPr>
             <w:rStyle w:val="Hyperlink"/>
@@ -618,7 +618,7 @@
       <w:r>
         <w:t xml:space="preserve"> — créé — </w:t>
       </w:r>
-      <w:hyperlink w:history="1" r:id="rId_2q8gun2orurqr77sy177">
+      <w:hyperlink w:history="1" r:id="rIdwupsk6vd3rkfjbc9wfen5">
         <w:r>
           <w:rPr>
             <w:rStyle w:val="Hyperlink"/>
@@ -647,7 +647,7 @@
       <w:r>
         <w:t xml:space="preserve"> — créé — </w:t>
       </w:r>
-      <w:hyperlink w:history="1" r:id="rIdnxm3uaebuerp1jmlwrioc">
+      <w:hyperlink w:history="1" r:id="rIdzwzlmqhs9p2c8fhydo1xs">
         <w:r>
           <w:rPr>
             <w:rStyle w:val="Hyperlink"/>
@@ -684,7 +684,7 @@
       <w:r>
         <w:t xml:space="preserve"> — modifié — </w:t>
       </w:r>
-      <w:hyperlink w:history="1" r:id="rIddmmstwlrykucjraojissc">
+      <w:hyperlink w:history="1" r:id="rIddreqpugymdx9qqu2ee2mx">
         <w:r>
           <w:rPr>
             <w:rStyle w:val="Hyperlink"/>
@@ -713,7 +713,7 @@
       <w:r>
         <w:t xml:space="preserve"> — modifié — </w:t>
       </w:r>
-      <w:hyperlink w:history="1" r:id="rIdqu6sdyp6iqztlbut1atrl">
+      <w:hyperlink w:history="1" r:id="rIden4ceib1bthdstpooqjtc">
         <w:r>
           <w:rPr>
             <w:rStyle w:val="Hyperlink"/>
@@ -742,7 +742,7 @@
       <w:r>
         <w:t xml:space="preserve"> — modifié — </w:t>
       </w:r>
-      <w:hyperlink w:history="1" r:id="rId1euj4xruuyxbtfe0muu5i">
+      <w:hyperlink w:history="1" r:id="rIdhgt7wxwi9xwsnkr10xjly">
         <w:r>
           <w:rPr>
             <w:rStyle w:val="Hyperlink"/>
@@ -771,7 +771,7 @@
       <w:r>
         <w:t xml:space="preserve"> — créé — </w:t>
       </w:r>
-      <w:hyperlink w:history="1" r:id="rIdbdxfgzffklw-z6tek8oyn">
+      <w:hyperlink w:history="1" r:id="rIdzoxxvlp8wqyy5zh0m6zrx">
         <w:r>
           <w:rPr>
             <w:rStyle w:val="Hyperlink"/>
@@ -808,7 +808,7 @@
       <w:r>
         <w:t xml:space="preserve"> — modifié — </w:t>
       </w:r>
-      <w:hyperlink w:history="1" r:id="rIdm7ggqprlvghehr088e4rl">
+      <w:hyperlink w:history="1" r:id="rId2-eizmtvhpgknmtlkiexx">
         <w:r>
           <w:rPr>
             <w:rStyle w:val="Hyperlink"/>
@@ -837,7 +837,7 @@
       <w:r>
         <w:t xml:space="preserve"> — modifié — </w:t>
       </w:r>
-      <w:hyperlink w:history="1" r:id="rIddb4njjarprllxslrjf3c1">
+      <w:hyperlink w:history="1" r:id="rId_nznfft5oxxhp2-zgjusc">
         <w:r>
           <w:rPr>
             <w:rStyle w:val="Hyperlink"/>
@@ -866,7 +866,7 @@
       <w:r>
         <w:t xml:space="preserve"> — créé — </w:t>
       </w:r>
-      <w:hyperlink w:history="1" r:id="rIdzuhru-aqk8dro0t4en0qa">
+      <w:hyperlink w:history="1" r:id="rIdw8sje37ukwwzahoauf6mq">
         <w:r>
           <w:rPr>
             <w:rStyle w:val="Hyperlink"/>
@@ -895,7 +895,7 @@
       <w:r>
         <w:t xml:space="preserve"> — modifié — </w:t>
       </w:r>
-      <w:hyperlink w:history="1" r:id="rIdaianmx3rskcqjvuorqjv-">
+      <w:hyperlink w:history="1" r:id="rIdehk7dancyy8jm61rqkvzv">
         <w:r>
           <w:rPr>
             <w:rStyle w:val="Hyperlink"/>
@@ -924,7 +924,7 @@
       <w:r>
         <w:t xml:space="preserve"> — modifié — </w:t>
       </w:r>
-      <w:hyperlink w:history="1" r:id="rIdzhydummxqe655kklq0pfa">
+      <w:hyperlink w:history="1" r:id="rIddydsgmir3ieyjp_pmzy7r">
         <w:r>
           <w:rPr>
             <w:rStyle w:val="Hyperlink"/>
@@ -961,7 +961,7 @@
       <w:r>
         <w:t xml:space="preserve"> — modifié — </w:t>
       </w:r>
-      <w:hyperlink w:history="1" r:id="rIdcle_qe-fkriq1yott-rbv">
+      <w:hyperlink w:history="1" r:id="rIdhaplfjbxcehvkfffbn004">
         <w:r>
           <w:rPr>
             <w:rStyle w:val="Hyperlink"/>
@@ -990,7 +990,7 @@
       <w:r>
         <w:t xml:space="preserve"> — modifié — </w:t>
       </w:r>
-      <w:hyperlink w:history="1" r:id="rIdpdgab62jbt1lt53og7s1o">
+      <w:hyperlink w:history="1" r:id="rIdiyk-5dw4cdrmkdfglhdiq">
         <w:r>
           <w:rPr>
             <w:rStyle w:val="Hyperlink"/>
@@ -1019,7 +1019,7 @@
       <w:r>
         <w:t xml:space="preserve"> — créé — </w:t>
       </w:r>
-      <w:hyperlink w:history="1" r:id="rIdwbedqsmda6vsa6xtrdock">
+      <w:hyperlink w:history="1" r:id="rId6ka43u_ndh6o0svgpp3ae">
         <w:r>
           <w:rPr>
             <w:rStyle w:val="Hyperlink"/>
@@ -1056,7 +1056,7 @@
       <w:r>
         <w:t xml:space="preserve"> — modifié — </w:t>
       </w:r>
-      <w:hyperlink w:history="1" r:id="rId-u1qn7hxkteyqdwsqshzs">
+      <w:hyperlink w:history="1" r:id="rIdaf5sds4nt-ljsovhui6nw">
         <w:r>
           <w:rPr>
             <w:rStyle w:val="Hyperlink"/>
@@ -1085,7 +1085,7 @@
       <w:r>
         <w:t xml:space="preserve"> — modifié — </w:t>
       </w:r>
-      <w:hyperlink w:history="1" r:id="rIdgyplh-18l-bkcfec-qblg">
+      <w:hyperlink w:history="1" r:id="rIdm4gbse1v3v00__gtu5ypo">
         <w:r>
           <w:rPr>
             <w:rStyle w:val="Hyperlink"/>

--- a/docs/developpement/phases/word/PHASE_27_STOCK_DES_INGREDIENTS_AU_CHOIX_BIERE_PRESSION.docx
+++ b/docs/developpement/phases/word/PHASE_27_STOCK_DES_INGREDIENTS_AU_CHOIX_BIERE_PRESSION.docx
@@ -20,7 +20,7 @@
       <w:r>
         <w:t xml:space="preserve">FlaiX Expert · dossier de développement · généré le 2026-10-04 depuis le dépôt </w:t>
       </w:r>
-      <w:hyperlink w:history="1" r:id="rIdx7kmqifhe-sukrfmnv4ik">
+      <w:hyperlink w:history="1" r:id="rId7zg_kiiazap1gymx-evry">
         <w:r>
           <w:rPr>
             <w:rStyle w:val="Hyperlink"/>
@@ -533,7 +533,7 @@
           <w:numId w:val="2"/>
         </w:numPr>
       </w:pPr>
-      <w:hyperlink w:history="1" r:id="rIdyvo72bt89fxxiyhksr03q">
+      <w:hyperlink w:history="1" r:id="rIdc08tilzbv3ccmtxdd0kz3">
         <w:r>
           <w:rPr>
             <w:rStyle w:val="Hyperlink"/>
@@ -581,7 +581,7 @@
       <w:r>
         <w:t xml:space="preserve"> — créé — </w:t>
       </w:r>
-      <w:hyperlink w:history="1" r:id="rId2zksunvlq0w4recazjikp">
+      <w:hyperlink w:history="1" r:id="rIdm0oebufe4clze4tbi_1ew">
         <w:r>
           <w:rPr>
             <w:rStyle w:val="Hyperlink"/>
@@ -618,7 +618,7 @@
       <w:r>
         <w:t xml:space="preserve"> — créé — </w:t>
       </w:r>
-      <w:hyperlink w:history="1" r:id="rIdwupsk6vd3rkfjbc9wfen5">
+      <w:hyperlink w:history="1" r:id="rIdsg4rkzjcuobrxnvulol07">
         <w:r>
           <w:rPr>
             <w:rStyle w:val="Hyperlink"/>
@@ -647,7 +647,7 @@
       <w:r>
         <w:t xml:space="preserve"> — créé — </w:t>
       </w:r>
-      <w:hyperlink w:history="1" r:id="rIdzwzlmqhs9p2c8fhydo1xs">
+      <w:hyperlink w:history="1" r:id="rIdoyjj8-lxuvhwgzv3ehucf">
         <w:r>
           <w:rPr>
             <w:rStyle w:val="Hyperlink"/>
@@ -684,7 +684,7 @@
       <w:r>
         <w:t xml:space="preserve"> — modifié — </w:t>
       </w:r>
-      <w:hyperlink w:history="1" r:id="rIddreqpugymdx9qqu2ee2mx">
+      <w:hyperlink w:history="1" r:id="rId4-mlfnunmt2k7s3tl7nuj">
         <w:r>
           <w:rPr>
             <w:rStyle w:val="Hyperlink"/>
@@ -713,7 +713,7 @@
       <w:r>
         <w:t xml:space="preserve"> — modifié — </w:t>
       </w:r>
-      <w:hyperlink w:history="1" r:id="rIden4ceib1bthdstpooqjtc">
+      <w:hyperlink w:history="1" r:id="rIdhbnsa7jf0zpuciv5f4gmt">
         <w:r>
           <w:rPr>
             <w:rStyle w:val="Hyperlink"/>
@@ -742,7 +742,7 @@
       <w:r>
         <w:t xml:space="preserve"> — modifié — </w:t>
       </w:r>
-      <w:hyperlink w:history="1" r:id="rIdhgt7wxwi9xwsnkr10xjly">
+      <w:hyperlink w:history="1" r:id="rIdpctgzhn2bdvcbno56edfy">
         <w:r>
           <w:rPr>
             <w:rStyle w:val="Hyperlink"/>
@@ -771,7 +771,7 @@
       <w:r>
         <w:t xml:space="preserve"> — créé — </w:t>
       </w:r>
-      <w:hyperlink w:history="1" r:id="rIdzoxxvlp8wqyy5zh0m6zrx">
+      <w:hyperlink w:history="1" r:id="rIdbopgdczhlzb6bnncs4y9-">
         <w:r>
           <w:rPr>
             <w:rStyle w:val="Hyperlink"/>
@@ -808,7 +808,7 @@
       <w:r>
         <w:t xml:space="preserve"> — modifié — </w:t>
       </w:r>
-      <w:hyperlink w:history="1" r:id="rId2-eizmtvhpgknmtlkiexx">
+      <w:hyperlink w:history="1" r:id="rIdzohahgd-_i7wpwwbc_djg">
         <w:r>
           <w:rPr>
             <w:rStyle w:val="Hyperlink"/>
@@ -837,7 +837,7 @@
       <w:r>
         <w:t xml:space="preserve"> — modifié — </w:t>
       </w:r>
-      <w:hyperlink w:history="1" r:id="rId_nznfft5oxxhp2-zgjusc">
+      <w:hyperlink w:history="1" r:id="rIdrl5dmxb_3oam2e7rzco_i">
         <w:r>
           <w:rPr>
             <w:rStyle w:val="Hyperlink"/>
@@ -866,7 +866,7 @@
       <w:r>
         <w:t xml:space="preserve"> — créé — </w:t>
       </w:r>
-      <w:hyperlink w:history="1" r:id="rIdw8sje37ukwwzahoauf6mq">
+      <w:hyperlink w:history="1" r:id="rIdyaz2farfx808q6z5dboha">
         <w:r>
           <w:rPr>
             <w:rStyle w:val="Hyperlink"/>
@@ -895,7 +895,7 @@
       <w:r>
         <w:t xml:space="preserve"> — modifié — </w:t>
       </w:r>
-      <w:hyperlink w:history="1" r:id="rIdehk7dancyy8jm61rqkvzv">
+      <w:hyperlink w:history="1" r:id="rIdskdjpajes8xtdlcw4zdxj">
         <w:r>
           <w:rPr>
             <w:rStyle w:val="Hyperlink"/>
@@ -924,7 +924,7 @@
       <w:r>
         <w:t xml:space="preserve"> — modifié — </w:t>
       </w:r>
-      <w:hyperlink w:history="1" r:id="rIddydsgmir3ieyjp_pmzy7r">
+      <w:hyperlink w:history="1" r:id="rIdubp-7z5ui2hc-r-6f13jo">
         <w:r>
           <w:rPr>
             <w:rStyle w:val="Hyperlink"/>
@@ -961,7 +961,7 @@
       <w:r>
         <w:t xml:space="preserve"> — modifié — </w:t>
       </w:r>
-      <w:hyperlink w:history="1" r:id="rIdhaplfjbxcehvkfffbn004">
+      <w:hyperlink w:history="1" r:id="rIdkkhgli5iao_xijgkcgafg">
         <w:r>
           <w:rPr>
             <w:rStyle w:val="Hyperlink"/>
@@ -990,7 +990,7 @@
       <w:r>
         <w:t xml:space="preserve"> — modifié — </w:t>
       </w:r>
-      <w:hyperlink w:history="1" r:id="rIdiyk-5dw4cdrmkdfglhdiq">
+      <w:hyperlink w:history="1" r:id="rIdq6mkeqp8hede2j7cdaa3c">
         <w:r>
           <w:rPr>
             <w:rStyle w:val="Hyperlink"/>
@@ -1019,7 +1019,7 @@
       <w:r>
         <w:t xml:space="preserve"> — créé — </w:t>
       </w:r>
-      <w:hyperlink w:history="1" r:id="rId6ka43u_ndh6o0svgpp3ae">
+      <w:hyperlink w:history="1" r:id="rIdybzh4in58b2nrs_pnerki">
         <w:r>
           <w:rPr>
             <w:rStyle w:val="Hyperlink"/>
@@ -1056,7 +1056,7 @@
       <w:r>
         <w:t xml:space="preserve"> — modifié — </w:t>
       </w:r>
-      <w:hyperlink w:history="1" r:id="rIdaf5sds4nt-ljsovhui6nw">
+      <w:hyperlink w:history="1" r:id="rId-ubz8t8tturdj7qfn2y17">
         <w:r>
           <w:rPr>
             <w:rStyle w:val="Hyperlink"/>
@@ -1085,7 +1085,7 @@
       <w:r>
         <w:t xml:space="preserve"> — modifié — </w:t>
       </w:r>
-      <w:hyperlink w:history="1" r:id="rIdm4gbse1v3v00__gtu5ypo">
+      <w:hyperlink w:history="1" r:id="rId0p3-sursza0a7oluyvn2k">
         <w:r>
           <w:rPr>
             <w:rStyle w:val="Hyperlink"/>

--- a/docs/developpement/phases/word/PHASE_27_STOCK_DES_INGREDIENTS_AU_CHOIX_BIERE_PRESSION.docx
+++ b/docs/developpement/phases/word/PHASE_27_STOCK_DES_INGREDIENTS_AU_CHOIX_BIERE_PRESSION.docx
@@ -20,7 +20,7 @@
       <w:r>
         <w:t xml:space="preserve">FlaiX Expert · dossier de développement · généré le 2026-10-04 depuis le dépôt </w:t>
       </w:r>
-      <w:hyperlink w:history="1" r:id="rId7zg_kiiazap1gymx-evry">
+      <w:hyperlink w:history="1" r:id="rIdpk2jf9yk7fo94h_sj_cfd">
         <w:r>
           <w:rPr>
             <w:rStyle w:val="Hyperlink"/>
@@ -533,7 +533,7 @@
           <w:numId w:val="2"/>
         </w:numPr>
       </w:pPr>
-      <w:hyperlink w:history="1" r:id="rIdc08tilzbv3ccmtxdd0kz3">
+      <w:hyperlink w:history="1" r:id="rIdg_7jyzudf1tokjclbxcfp">
         <w:r>
           <w:rPr>
             <w:rStyle w:val="Hyperlink"/>
@@ -581,7 +581,7 @@
       <w:r>
         <w:t xml:space="preserve"> — créé — </w:t>
       </w:r>
-      <w:hyperlink w:history="1" r:id="rIdm0oebufe4clze4tbi_1ew">
+      <w:hyperlink w:history="1" r:id="rId7wblucdr3q1nicdrt-wam">
         <w:r>
           <w:rPr>
             <w:rStyle w:val="Hyperlink"/>
@@ -618,7 +618,7 @@
       <w:r>
         <w:t xml:space="preserve"> — créé — </w:t>
       </w:r>
-      <w:hyperlink w:history="1" r:id="rIdsg4rkzjcuobrxnvulol07">
+      <w:hyperlink w:history="1" r:id="rIdl_ao3ycqw474akvtztluc">
         <w:r>
           <w:rPr>
             <w:rStyle w:val="Hyperlink"/>
@@ -647,7 +647,7 @@
       <w:r>
         <w:t xml:space="preserve"> — créé — </w:t>
       </w:r>
-      <w:hyperlink w:history="1" r:id="rIdoyjj8-lxuvhwgzv3ehucf">
+      <w:hyperlink w:history="1" r:id="rIdhjgxoohhxnrhbzypgzvf9">
         <w:r>
           <w:rPr>
             <w:rStyle w:val="Hyperlink"/>
@@ -684,7 +684,7 @@
       <w:r>
         <w:t xml:space="preserve"> — modifié — </w:t>
       </w:r>
-      <w:hyperlink w:history="1" r:id="rId4-mlfnunmt2k7s3tl7nuj">
+      <w:hyperlink w:history="1" r:id="rId3nbmahw4ivckiutjdbkmp">
         <w:r>
           <w:rPr>
             <w:rStyle w:val="Hyperlink"/>
@@ -713,7 +713,7 @@
       <w:r>
         <w:t xml:space="preserve"> — modifié — </w:t>
       </w:r>
-      <w:hyperlink w:history="1" r:id="rIdhbnsa7jf0zpuciv5f4gmt">
+      <w:hyperlink w:history="1" r:id="rId3emft9z1syfuvtl7iptdr">
         <w:r>
           <w:rPr>
             <w:rStyle w:val="Hyperlink"/>
@@ -742,7 +742,7 @@
       <w:r>
         <w:t xml:space="preserve"> — modifié — </w:t>
       </w:r>
-      <w:hyperlink w:history="1" r:id="rIdpctgzhn2bdvcbno56edfy">
+      <w:hyperlink w:history="1" r:id="rIdxmxl59vlsrjyi_idsytf5">
         <w:r>
           <w:rPr>
             <w:rStyle w:val="Hyperlink"/>
@@ -771,7 +771,7 @@
       <w:r>
         <w:t xml:space="preserve"> — créé — </w:t>
       </w:r>
-      <w:hyperlink w:history="1" r:id="rIdbopgdczhlzb6bnncs4y9-">
+      <w:hyperlink w:history="1" r:id="rIdcsao__6v6er-dtmadlsxp">
         <w:r>
           <w:rPr>
             <w:rStyle w:val="Hyperlink"/>
@@ -808,7 +808,7 @@
       <w:r>
         <w:t xml:space="preserve"> — modifié — </w:t>
       </w:r>
-      <w:hyperlink w:history="1" r:id="rIdzohahgd-_i7wpwwbc_djg">
+      <w:hyperlink w:history="1" r:id="rIdjkwpyso0x4pbm_pxpbt0p">
         <w:r>
           <w:rPr>
             <w:rStyle w:val="Hyperlink"/>
@@ -837,7 +837,7 @@
       <w:r>
         <w:t xml:space="preserve"> — modifié — </w:t>
       </w:r>
-      <w:hyperlink w:history="1" r:id="rIdrl5dmxb_3oam2e7rzco_i">
+      <w:hyperlink w:history="1" r:id="rIdc-kuguhqsjdtopdkgb3um">
         <w:r>
           <w:rPr>
             <w:rStyle w:val="Hyperlink"/>
@@ -866,7 +866,7 @@
       <w:r>
         <w:t xml:space="preserve"> — créé — </w:t>
       </w:r>
-      <w:hyperlink w:history="1" r:id="rIdyaz2farfx808q6z5dboha">
+      <w:hyperlink w:history="1" r:id="rIdx6fli0snsayvjtubj3boy">
         <w:r>
           <w:rPr>
             <w:rStyle w:val="Hyperlink"/>
@@ -895,7 +895,7 @@
       <w:r>
         <w:t xml:space="preserve"> — modifié — </w:t>
       </w:r>
-      <w:hyperlink w:history="1" r:id="rIdskdjpajes8xtdlcw4zdxj">
+      <w:hyperlink w:history="1" r:id="rIdq81axu3qxngplvhy2f2yg">
         <w:r>
           <w:rPr>
             <w:rStyle w:val="Hyperlink"/>
@@ -924,7 +924,7 @@
       <w:r>
         <w:t xml:space="preserve"> — modifié — </w:t>
       </w:r>
-      <w:hyperlink w:history="1" r:id="rIdubp-7z5ui2hc-r-6f13jo">
+      <w:hyperlink w:history="1" r:id="rIdkfswxfukd_xtqezuluylp">
         <w:r>
           <w:rPr>
             <w:rStyle w:val="Hyperlink"/>
@@ -961,7 +961,7 @@
       <w:r>
         <w:t xml:space="preserve"> — modifié — </w:t>
       </w:r>
-      <w:hyperlink w:history="1" r:id="rIdkkhgli5iao_xijgkcgafg">
+      <w:hyperlink w:history="1" r:id="rIdwezqbbrfdivoikdhd0k_e">
         <w:r>
           <w:rPr>
             <w:rStyle w:val="Hyperlink"/>
@@ -990,7 +990,7 @@
       <w:r>
         <w:t xml:space="preserve"> — modifié — </w:t>
       </w:r>
-      <w:hyperlink w:history="1" r:id="rIdq6mkeqp8hede2j7cdaa3c">
+      <w:hyperlink w:history="1" r:id="rIdbdsyev25gaqtajt0vk3x7">
         <w:r>
           <w:rPr>
             <w:rStyle w:val="Hyperlink"/>
@@ -1019,7 +1019,7 @@
       <w:r>
         <w:t xml:space="preserve"> — créé — </w:t>
       </w:r>
-      <w:hyperlink w:history="1" r:id="rIdybzh4in58b2nrs_pnerki">
+      <w:hyperlink w:history="1" r:id="rIdv3qmxzqopers4q2-xksm-">
         <w:r>
           <w:rPr>
             <w:rStyle w:val="Hyperlink"/>
@@ -1056,7 +1056,7 @@
       <w:r>
         <w:t xml:space="preserve"> — modifié — </w:t>
       </w:r>
-      <w:hyperlink w:history="1" r:id="rId-ubz8t8tturdj7qfn2y17">
+      <w:hyperlink w:history="1" r:id="rIdidf36e2ogrd0epjflb44t">
         <w:r>
           <w:rPr>
             <w:rStyle w:val="Hyperlink"/>
@@ -1085,7 +1085,7 @@
       <w:r>
         <w:t xml:space="preserve"> — modifié — </w:t>
       </w:r>
-      <w:hyperlink w:history="1" r:id="rId0p3-sursza0a7oluyvn2k">
+      <w:hyperlink w:history="1" r:id="rIdtwgu5akdfcwc6hbeb_tul">
         <w:r>
           <w:rPr>
             <w:rStyle w:val="Hyperlink"/>

--- a/docs/developpement/phases/word/PHASE_27_STOCK_DES_INGREDIENTS_AU_CHOIX_BIERE_PRESSION.docx
+++ b/docs/developpement/phases/word/PHASE_27_STOCK_DES_INGREDIENTS_AU_CHOIX_BIERE_PRESSION.docx
@@ -18,9 +18,9 @@
         <w:shd w:fill="F6F3FF" w:color="auto" w:val="clear"/>
       </w:pPr>
       <w:r>
-        <w:t xml:space="preserve">FlaiX Expert · dossier de développement · généré le 2026-10-04 depuis le dépôt </w:t>
-      </w:r>
-      <w:hyperlink w:history="1" r:id="rIdpk2jf9yk7fo94h_sj_cfd">
+        <w:t xml:space="preserve">FlaiX Expert · dossier de développement · généré le 2026-10-19 depuis le dépôt </w:t>
+      </w:r>
+      <w:hyperlink w:history="1" r:id="rId35u77b0bhngfb_8mnx4m9">
         <w:r>
           <w:rPr>
             <w:rStyle w:val="Hyperlink"/>
@@ -533,7 +533,7 @@
           <w:numId w:val="2"/>
         </w:numPr>
       </w:pPr>
-      <w:hyperlink w:history="1" r:id="rIdg_7jyzudf1tokjclbxcfp">
+      <w:hyperlink w:history="1" r:id="rIdw8ukigvn_bflv1rziauqc">
         <w:r>
           <w:rPr>
             <w:rStyle w:val="Hyperlink"/>
@@ -581,7 +581,7 @@
       <w:r>
         <w:t xml:space="preserve"> — créé — </w:t>
       </w:r>
-      <w:hyperlink w:history="1" r:id="rId7wblucdr3q1nicdrt-wam">
+      <w:hyperlink w:history="1" r:id="rIdo5kn1-m-f88ziy5tbgytt">
         <w:r>
           <w:rPr>
             <w:rStyle w:val="Hyperlink"/>
@@ -618,7 +618,7 @@
       <w:r>
         <w:t xml:space="preserve"> — créé — </w:t>
       </w:r>
-      <w:hyperlink w:history="1" r:id="rIdl_ao3ycqw474akvtztluc">
+      <w:hyperlink w:history="1" r:id="rIdonfrid7gojrdi4dvqrgj_">
         <w:r>
           <w:rPr>
             <w:rStyle w:val="Hyperlink"/>
@@ -647,7 +647,7 @@
       <w:r>
         <w:t xml:space="preserve"> — créé — </w:t>
       </w:r>
-      <w:hyperlink w:history="1" r:id="rIdhjgxoohhxnrhbzypgzvf9">
+      <w:hyperlink w:history="1" r:id="rIdnsmy5j7z9qzc90qguyi-w">
         <w:r>
           <w:rPr>
             <w:rStyle w:val="Hyperlink"/>
@@ -684,7 +684,7 @@
       <w:r>
         <w:t xml:space="preserve"> — modifié — </w:t>
       </w:r>
-      <w:hyperlink w:history="1" r:id="rId3nbmahw4ivckiutjdbkmp">
+      <w:hyperlink w:history="1" r:id="rIdvpra46aoyyg3trgyytkg4">
         <w:r>
           <w:rPr>
             <w:rStyle w:val="Hyperlink"/>
@@ -713,7 +713,7 @@
       <w:r>
         <w:t xml:space="preserve"> — modifié — </w:t>
       </w:r>
-      <w:hyperlink w:history="1" r:id="rId3emft9z1syfuvtl7iptdr">
+      <w:hyperlink w:history="1" r:id="rId-stuq-qanyzyxxgn5jrrw">
         <w:r>
           <w:rPr>
             <w:rStyle w:val="Hyperlink"/>
@@ -742,7 +742,7 @@
       <w:r>
         <w:t xml:space="preserve"> — modifié — </w:t>
       </w:r>
-      <w:hyperlink w:history="1" r:id="rIdxmxl59vlsrjyi_idsytf5">
+      <w:hyperlink w:history="1" r:id="rIdgmuha1nmgt9kc8qgkk3aq">
         <w:r>
           <w:rPr>
             <w:rStyle w:val="Hyperlink"/>
@@ -771,7 +771,7 @@
       <w:r>
         <w:t xml:space="preserve"> — créé — </w:t>
       </w:r>
-      <w:hyperlink w:history="1" r:id="rIdcsao__6v6er-dtmadlsxp">
+      <w:hyperlink w:history="1" r:id="rIdn17xmknwmhaxrtlalm1ul">
         <w:r>
           <w:rPr>
             <w:rStyle w:val="Hyperlink"/>
@@ -808,7 +808,7 @@
       <w:r>
         <w:t xml:space="preserve"> — modifié — </w:t>
       </w:r>
-      <w:hyperlink w:history="1" r:id="rIdjkwpyso0x4pbm_pxpbt0p">
+      <w:hyperlink w:history="1" r:id="rIdehmdxmg83zxomcnao4ihg">
         <w:r>
           <w:rPr>
             <w:rStyle w:val="Hyperlink"/>
@@ -837,7 +837,7 @@
       <w:r>
         <w:t xml:space="preserve"> — modifié — </w:t>
       </w:r>
-      <w:hyperlink w:history="1" r:id="rIdc-kuguhqsjdtopdkgb3um">
+      <w:hyperlink w:history="1" r:id="rIdkdbni9ho5od_ol29som91">
         <w:r>
           <w:rPr>
             <w:rStyle w:val="Hyperlink"/>
@@ -866,7 +866,7 @@
       <w:r>
         <w:t xml:space="preserve"> — créé — </w:t>
       </w:r>
-      <w:hyperlink w:history="1" r:id="rIdx6fli0snsayvjtubj3boy">
+      <w:hyperlink w:history="1" r:id="rIdj05qezlhhdcdobfb9uha9">
         <w:r>
           <w:rPr>
             <w:rStyle w:val="Hyperlink"/>
@@ -895,7 +895,7 @@
       <w:r>
         <w:t xml:space="preserve"> — modifié — </w:t>
       </w:r>
-      <w:hyperlink w:history="1" r:id="rIdq81axu3qxngplvhy2f2yg">
+      <w:hyperlink w:history="1" r:id="rId-0c5v-qyqbvh3minb4r6r">
         <w:r>
           <w:rPr>
             <w:rStyle w:val="Hyperlink"/>
@@ -924,7 +924,7 @@
       <w:r>
         <w:t xml:space="preserve"> — modifié — </w:t>
       </w:r>
-      <w:hyperlink w:history="1" r:id="rIdkfswxfukd_xtqezuluylp">
+      <w:hyperlink w:history="1" r:id="rId60szevk1nxdktvl8w33w5">
         <w:r>
           <w:rPr>
             <w:rStyle w:val="Hyperlink"/>
@@ -961,7 +961,7 @@
       <w:r>
         <w:t xml:space="preserve"> — modifié — </w:t>
       </w:r>
-      <w:hyperlink w:history="1" r:id="rIdwezqbbrfdivoikdhd0k_e">
+      <w:hyperlink w:history="1" r:id="rIdvqw8prplgpc1msvitieco">
         <w:r>
           <w:rPr>
             <w:rStyle w:val="Hyperlink"/>
@@ -990,7 +990,7 @@
       <w:r>
         <w:t xml:space="preserve"> — modifié — </w:t>
       </w:r>
-      <w:hyperlink w:history="1" r:id="rIdbdsyev25gaqtajt0vk3x7">
+      <w:hyperlink w:history="1" r:id="rIday4hpqvvtr6jkxcws41gf">
         <w:r>
           <w:rPr>
             <w:rStyle w:val="Hyperlink"/>
@@ -1019,7 +1019,7 @@
       <w:r>
         <w:t xml:space="preserve"> — créé — </w:t>
       </w:r>
-      <w:hyperlink w:history="1" r:id="rIdv3qmxzqopers4q2-xksm-">
+      <w:hyperlink w:history="1" r:id="rIdktt8eko2htjvahrk6l6tt">
         <w:r>
           <w:rPr>
             <w:rStyle w:val="Hyperlink"/>
@@ -1056,7 +1056,7 @@
       <w:r>
         <w:t xml:space="preserve"> — modifié — </w:t>
       </w:r>
-      <w:hyperlink w:history="1" r:id="rIdidf36e2ogrd0epjflb44t">
+      <w:hyperlink w:history="1" r:id="rIdwfe0pdprxrlg4w12drs_2">
         <w:r>
           <w:rPr>
             <w:rStyle w:val="Hyperlink"/>
@@ -1085,7 +1085,7 @@
       <w:r>
         <w:t xml:space="preserve"> — modifié — </w:t>
       </w:r>
-      <w:hyperlink w:history="1" r:id="rIdtwgu5akdfcwc6hbeb_tul">
+      <w:hyperlink w:history="1" r:id="rIdugfr8ttgo5yfseoflwed5">
         <w:r>
           <w:rPr>
             <w:rStyle w:val="Hyperlink"/>

--- a/docs/developpement/phases/word/PHASE_27_STOCK_DES_INGREDIENTS_AU_CHOIX_BIERE_PRESSION.docx
+++ b/docs/developpement/phases/word/PHASE_27_STOCK_DES_INGREDIENTS_AU_CHOIX_BIERE_PRESSION.docx
@@ -20,7 +20,7 @@
       <w:r>
         <w:t xml:space="preserve">FlaiX Expert · dossier de développement · généré le 2026-10-19 depuis le dépôt </w:t>
       </w:r>
-      <w:hyperlink w:history="1" r:id="rId35u77b0bhngfb_8mnx4m9">
+      <w:hyperlink w:history="1" r:id="rIdoa_jv-1dccnfshauakfwe">
         <w:r>
           <w:rPr>
             <w:rStyle w:val="Hyperlink"/>
@@ -533,7 +533,7 @@
           <w:numId w:val="2"/>
         </w:numPr>
       </w:pPr>
-      <w:hyperlink w:history="1" r:id="rIdw8ukigvn_bflv1rziauqc">
+      <w:hyperlink w:history="1" r:id="rIdvq_rgwqin6tmutuno1mp5">
         <w:r>
           <w:rPr>
             <w:rStyle w:val="Hyperlink"/>
@@ -581,7 +581,7 @@
       <w:r>
         <w:t xml:space="preserve"> — créé — </w:t>
       </w:r>
-      <w:hyperlink w:history="1" r:id="rIdo5kn1-m-f88ziy5tbgytt">
+      <w:hyperlink w:history="1" r:id="rIdx_bveupodk79cgwzjqp5o">
         <w:r>
           <w:rPr>
             <w:rStyle w:val="Hyperlink"/>
@@ -618,7 +618,7 @@
       <w:r>
         <w:t xml:space="preserve"> — créé — </w:t>
       </w:r>
-      <w:hyperlink w:history="1" r:id="rIdonfrid7gojrdi4dvqrgj_">
+      <w:hyperlink w:history="1" r:id="rIdyrebjby8k_eywy4ddhqpv">
         <w:r>
           <w:rPr>
             <w:rStyle w:val="Hyperlink"/>
@@ -647,7 +647,7 @@
       <w:r>
         <w:t xml:space="preserve"> — créé — </w:t>
       </w:r>
-      <w:hyperlink w:history="1" r:id="rIdnsmy5j7z9qzc90qguyi-w">
+      <w:hyperlink w:history="1" r:id="rIdmvnlovokgsewhtsdjam_k">
         <w:r>
           <w:rPr>
             <w:rStyle w:val="Hyperlink"/>
@@ -684,7 +684,7 @@
       <w:r>
         <w:t xml:space="preserve"> — modifié — </w:t>
       </w:r>
-      <w:hyperlink w:history="1" r:id="rIdvpra46aoyyg3trgyytkg4">
+      <w:hyperlink w:history="1" r:id="rIds1zcwl4a6x9wyhhcp88ri">
         <w:r>
           <w:rPr>
             <w:rStyle w:val="Hyperlink"/>
@@ -713,7 +713,7 @@
       <w:r>
         <w:t xml:space="preserve"> — modifié — </w:t>
       </w:r>
-      <w:hyperlink w:history="1" r:id="rId-stuq-qanyzyxxgn5jrrw">
+      <w:hyperlink w:history="1" r:id="rIde985dafe0sa_vyuftd1ym">
         <w:r>
           <w:rPr>
             <w:rStyle w:val="Hyperlink"/>
@@ -742,7 +742,7 @@
       <w:r>
         <w:t xml:space="preserve"> — modifié — </w:t>
       </w:r>
-      <w:hyperlink w:history="1" r:id="rIdgmuha1nmgt9kc8qgkk3aq">
+      <w:hyperlink w:history="1" r:id="rIdmlofq6cnj4uzdktlhkhcs">
         <w:r>
           <w:rPr>
             <w:rStyle w:val="Hyperlink"/>
@@ -771,7 +771,7 @@
       <w:r>
         <w:t xml:space="preserve"> — créé — </w:t>
       </w:r>
-      <w:hyperlink w:history="1" r:id="rIdn17xmknwmhaxrtlalm1ul">
+      <w:hyperlink w:history="1" r:id="rIdnhbzalij65pk0rpkswpnv">
         <w:r>
           <w:rPr>
             <w:rStyle w:val="Hyperlink"/>
@@ -808,7 +808,7 @@
       <w:r>
         <w:t xml:space="preserve"> — modifié — </w:t>
       </w:r>
-      <w:hyperlink w:history="1" r:id="rIdehmdxmg83zxomcnao4ihg">
+      <w:hyperlink w:history="1" r:id="rId6r-fkqyyr4xrvyai0ypb9">
         <w:r>
           <w:rPr>
             <w:rStyle w:val="Hyperlink"/>
@@ -837,7 +837,7 @@
       <w:r>
         <w:t xml:space="preserve"> — modifié — </w:t>
       </w:r>
-      <w:hyperlink w:history="1" r:id="rIdkdbni9ho5od_ol29som91">
+      <w:hyperlink w:history="1" r:id="rIdgih850662oizum9w62iji">
         <w:r>
           <w:rPr>
             <w:rStyle w:val="Hyperlink"/>
@@ -866,7 +866,7 @@
       <w:r>
         <w:t xml:space="preserve"> — créé — </w:t>
       </w:r>
-      <w:hyperlink w:history="1" r:id="rIdj05qezlhhdcdobfb9uha9">
+      <w:hyperlink w:history="1" r:id="rIddfnqmfohqmq-qqru6ujfo">
         <w:r>
           <w:rPr>
             <w:rStyle w:val="Hyperlink"/>
@@ -895,7 +895,7 @@
       <w:r>
         <w:t xml:space="preserve"> — modifié — </w:t>
       </w:r>
-      <w:hyperlink w:history="1" r:id="rId-0c5v-qyqbvh3minb4r6r">
+      <w:hyperlink w:history="1" r:id="rIdpdgikbw0e9nmgjzdz05vf">
         <w:r>
           <w:rPr>
             <w:rStyle w:val="Hyperlink"/>
@@ -924,7 +924,7 @@
       <w:r>
         <w:t xml:space="preserve"> — modifié — </w:t>
       </w:r>
-      <w:hyperlink w:history="1" r:id="rId60szevk1nxdktvl8w33w5">
+      <w:hyperlink w:history="1" r:id="rId5brvu8uxpisvfdudy57dx">
         <w:r>
           <w:rPr>
             <w:rStyle w:val="Hyperlink"/>
@@ -961,7 +961,7 @@
       <w:r>
         <w:t xml:space="preserve"> — modifié — </w:t>
       </w:r>
-      <w:hyperlink w:history="1" r:id="rIdvqw8prplgpc1msvitieco">
+      <w:hyperlink w:history="1" r:id="rIdfqend7fe3-d_8wedbz96n">
         <w:r>
           <w:rPr>
             <w:rStyle w:val="Hyperlink"/>
@@ -990,7 +990,7 @@
       <w:r>
         <w:t xml:space="preserve"> — modifié — </w:t>
       </w:r>
-      <w:hyperlink w:history="1" r:id="rIday4hpqvvtr6jkxcws41gf">
+      <w:hyperlink w:history="1" r:id="rIdqef_5wok87whfbsmjian8">
         <w:r>
           <w:rPr>
             <w:rStyle w:val="Hyperlink"/>
@@ -1019,7 +1019,7 @@
       <w:r>
         <w:t xml:space="preserve"> — créé — </w:t>
       </w:r>
-      <w:hyperlink w:history="1" r:id="rIdktt8eko2htjvahrk6l6tt">
+      <w:hyperlink w:history="1" r:id="rId-tt1rtcxwzscb6duhy0it">
         <w:r>
           <w:rPr>
             <w:rStyle w:val="Hyperlink"/>
@@ -1056,7 +1056,7 @@
       <w:r>
         <w:t xml:space="preserve"> — modifié — </w:t>
       </w:r>
-      <w:hyperlink w:history="1" r:id="rIdwfe0pdprxrlg4w12drs_2">
+      <w:hyperlink w:history="1" r:id="rIdziuqlclhiy-au75pbp5cr">
         <w:r>
           <w:rPr>
             <w:rStyle w:val="Hyperlink"/>
@@ -1085,7 +1085,7 @@
       <w:r>
         <w:t xml:space="preserve"> — modifié — </w:t>
       </w:r>
-      <w:hyperlink w:history="1" r:id="rIdugfr8ttgo5yfseoflwed5">
+      <w:hyperlink w:history="1" r:id="rIdedi8vk91t-madcqmpejzg">
         <w:r>
           <w:rPr>
             <w:rStyle w:val="Hyperlink"/>

--- a/docs/developpement/phases/word/PHASE_27_STOCK_DES_INGREDIENTS_AU_CHOIX_BIERE_PRESSION.docx
+++ b/docs/developpement/phases/word/PHASE_27_STOCK_DES_INGREDIENTS_AU_CHOIX_BIERE_PRESSION.docx
@@ -20,7 +20,7 @@
       <w:r>
         <w:t xml:space="preserve">FlaiX Expert · dossier de développement · généré le 2026-10-19 depuis le dépôt </w:t>
       </w:r>
-      <w:hyperlink w:history="1" r:id="rIdoa_jv-1dccnfshauakfwe">
+      <w:hyperlink w:history="1" r:id="rIdzuhypy2tbplhad3bmahmb">
         <w:r>
           <w:rPr>
             <w:rStyle w:val="Hyperlink"/>
@@ -533,7 +533,7 @@
           <w:numId w:val="2"/>
         </w:numPr>
       </w:pPr>
-      <w:hyperlink w:history="1" r:id="rIdvq_rgwqin6tmutuno1mp5">
+      <w:hyperlink w:history="1" r:id="rId2dbpo-ty9hwhfzqabh5cp">
         <w:r>
           <w:rPr>
             <w:rStyle w:val="Hyperlink"/>
@@ -581,7 +581,7 @@
       <w:r>
         <w:t xml:space="preserve"> — créé — </w:t>
       </w:r>
-      <w:hyperlink w:history="1" r:id="rIdx_bveupodk79cgwzjqp5o">
+      <w:hyperlink w:history="1" r:id="rId033iteg27yuvx3wpiy4ju">
         <w:r>
           <w:rPr>
             <w:rStyle w:val="Hyperlink"/>
@@ -618,7 +618,7 @@
       <w:r>
         <w:t xml:space="preserve"> — créé — </w:t>
       </w:r>
-      <w:hyperlink w:history="1" r:id="rIdyrebjby8k_eywy4ddhqpv">
+      <w:hyperlink w:history="1" r:id="rIdmsb65cbj97qerpxrcinrn">
         <w:r>
           <w:rPr>
             <w:rStyle w:val="Hyperlink"/>
@@ -647,7 +647,7 @@
       <w:r>
         <w:t xml:space="preserve"> — créé — </w:t>
       </w:r>
-      <w:hyperlink w:history="1" r:id="rIdmvnlovokgsewhtsdjam_k">
+      <w:hyperlink w:history="1" r:id="rId76tw90ji8u0ne9v4od_l5">
         <w:r>
           <w:rPr>
             <w:rStyle w:val="Hyperlink"/>
@@ -684,7 +684,7 @@
       <w:r>
         <w:t xml:space="preserve"> — modifié — </w:t>
       </w:r>
-      <w:hyperlink w:history="1" r:id="rIds1zcwl4a6x9wyhhcp88ri">
+      <w:hyperlink w:history="1" r:id="rIdxqi6usjgkye15azucvfne">
         <w:r>
           <w:rPr>
             <w:rStyle w:val="Hyperlink"/>
@@ -713,7 +713,7 @@
       <w:r>
         <w:t xml:space="preserve"> — modifié — </w:t>
       </w:r>
-      <w:hyperlink w:history="1" r:id="rIde985dafe0sa_vyuftd1ym">
+      <w:hyperlink w:history="1" r:id="rId-du5cjscoh6b087f5-ik2">
         <w:r>
           <w:rPr>
             <w:rStyle w:val="Hyperlink"/>
@@ -742,7 +742,7 @@
       <w:r>
         <w:t xml:space="preserve"> — modifié — </w:t>
       </w:r>
-      <w:hyperlink w:history="1" r:id="rIdmlofq6cnj4uzdktlhkhcs">
+      <w:hyperlink w:history="1" r:id="rIdeq4cvyjvqq2jxiubxkeea">
         <w:r>
           <w:rPr>
             <w:rStyle w:val="Hyperlink"/>
@@ -771,7 +771,7 @@
       <w:r>
         <w:t xml:space="preserve"> — créé — </w:t>
       </w:r>
-      <w:hyperlink w:history="1" r:id="rIdnhbzalij65pk0rpkswpnv">
+      <w:hyperlink w:history="1" r:id="rIdhhty_t12ql1icuemg8gfo">
         <w:r>
           <w:rPr>
             <w:rStyle w:val="Hyperlink"/>
@@ -808,7 +808,7 @@
       <w:r>
         <w:t xml:space="preserve"> — modifié — </w:t>
       </w:r>
-      <w:hyperlink w:history="1" r:id="rId6r-fkqyyr4xrvyai0ypb9">
+      <w:hyperlink w:history="1" r:id="rId73hc_p-_kodffambjvr9y">
         <w:r>
           <w:rPr>
             <w:rStyle w:val="Hyperlink"/>
@@ -837,7 +837,7 @@
       <w:r>
         <w:t xml:space="preserve"> — modifié — </w:t>
       </w:r>
-      <w:hyperlink w:history="1" r:id="rIdgih850662oizum9w62iji">
+      <w:hyperlink w:history="1" r:id="rId6g1tnfaknkbu-bd9jwsiv">
         <w:r>
           <w:rPr>
             <w:rStyle w:val="Hyperlink"/>
@@ -866,7 +866,7 @@
       <w:r>
         <w:t xml:space="preserve"> — créé — </w:t>
       </w:r>
-      <w:hyperlink w:history="1" r:id="rIddfnqmfohqmq-qqru6ujfo">
+      <w:hyperlink w:history="1" r:id="rIdpcfqtohyuzr9lvit8muva">
         <w:r>
           <w:rPr>
             <w:rStyle w:val="Hyperlink"/>
@@ -895,7 +895,7 @@
       <w:r>
         <w:t xml:space="preserve"> — modifié — </w:t>
       </w:r>
-      <w:hyperlink w:history="1" r:id="rIdpdgikbw0e9nmgjzdz05vf">
+      <w:hyperlink w:history="1" r:id="rIdoitifd_3rd4u21io-732m">
         <w:r>
           <w:rPr>
             <w:rStyle w:val="Hyperlink"/>
@@ -924,7 +924,7 @@
       <w:r>
         <w:t xml:space="preserve"> — modifié — </w:t>
       </w:r>
-      <w:hyperlink w:history="1" r:id="rId5brvu8uxpisvfdudy57dx">
+      <w:hyperlink w:history="1" r:id="rIdnsqsnsor2yh-0lrwarofw">
         <w:r>
           <w:rPr>
             <w:rStyle w:val="Hyperlink"/>
@@ -961,7 +961,7 @@
       <w:r>
         <w:t xml:space="preserve"> — modifié — </w:t>
       </w:r>
-      <w:hyperlink w:history="1" r:id="rIdfqend7fe3-d_8wedbz96n">
+      <w:hyperlink w:history="1" r:id="rIdhz94dkvks8jmke1htenoh">
         <w:r>
           <w:rPr>
             <w:rStyle w:val="Hyperlink"/>
@@ -990,7 +990,7 @@
       <w:r>
         <w:t xml:space="preserve"> — modifié — </w:t>
       </w:r>
-      <w:hyperlink w:history="1" r:id="rIdqef_5wok87whfbsmjian8">
+      <w:hyperlink w:history="1" r:id="rIdgd9ycb-f9_tt5eakyvpkw">
         <w:r>
           <w:rPr>
             <w:rStyle w:val="Hyperlink"/>
@@ -1019,7 +1019,7 @@
       <w:r>
         <w:t xml:space="preserve"> — créé — </w:t>
       </w:r>
-      <w:hyperlink w:history="1" r:id="rId-tt1rtcxwzscb6duhy0it">
+      <w:hyperlink w:history="1" r:id="rIdkobaqv1nmd9sdux_8j0k1">
         <w:r>
           <w:rPr>
             <w:rStyle w:val="Hyperlink"/>
@@ -1056,7 +1056,7 @@
       <w:r>
         <w:t xml:space="preserve"> — modifié — </w:t>
       </w:r>
-      <w:hyperlink w:history="1" r:id="rIdziuqlclhiy-au75pbp5cr">
+      <w:hyperlink w:history="1" r:id="rIdy_cczpme4al1vwx_v7ms-">
         <w:r>
           <w:rPr>
             <w:rStyle w:val="Hyperlink"/>
@@ -1085,7 +1085,7 @@
       <w:r>
         <w:t xml:space="preserve"> — modifié — </w:t>
       </w:r>
-      <w:hyperlink w:history="1" r:id="rIdedi8vk91t-madcqmpejzg">
+      <w:hyperlink w:history="1" r:id="rIdpssgygnhlxgv1twd_hfax">
         <w:r>
           <w:rPr>
             <w:rStyle w:val="Hyperlink"/>

--- a/docs/developpement/phases/word/PHASE_27_STOCK_DES_INGREDIENTS_AU_CHOIX_BIERE_PRESSION.docx
+++ b/docs/developpement/phases/word/PHASE_27_STOCK_DES_INGREDIENTS_AU_CHOIX_BIERE_PRESSION.docx
@@ -20,7 +20,7 @@
       <w:r>
         <w:t xml:space="preserve">FlaiX Expert · dossier de développement · généré le 2026-10-19 depuis le dépôt </w:t>
       </w:r>
-      <w:hyperlink w:history="1" r:id="rIdzuhypy2tbplhad3bmahmb">
+      <w:hyperlink w:history="1" r:id="rIdi65v6nixlxkzggjtejpp9">
         <w:r>
           <w:rPr>
             <w:rStyle w:val="Hyperlink"/>
@@ -533,7 +533,7 @@
           <w:numId w:val="2"/>
         </w:numPr>
       </w:pPr>
-      <w:hyperlink w:history="1" r:id="rId2dbpo-ty9hwhfzqabh5cp">
+      <w:hyperlink w:history="1" r:id="rIdc95qytgi98qrziulhq-mv">
         <w:r>
           <w:rPr>
             <w:rStyle w:val="Hyperlink"/>
@@ -581,7 +581,7 @@
       <w:r>
         <w:t xml:space="preserve"> — créé — </w:t>
       </w:r>
-      <w:hyperlink w:history="1" r:id="rId033iteg27yuvx3wpiy4ju">
+      <w:hyperlink w:history="1" r:id="rIdpcun0_wybcdjedkxcoqcy">
         <w:r>
           <w:rPr>
             <w:rStyle w:val="Hyperlink"/>
@@ -618,7 +618,7 @@
       <w:r>
         <w:t xml:space="preserve"> — créé — </w:t>
       </w:r>
-      <w:hyperlink w:history="1" r:id="rIdmsb65cbj97qerpxrcinrn">
+      <w:hyperlink w:history="1" r:id="rIdmfevjttlkusy-my-ridhc">
         <w:r>
           <w:rPr>
             <w:rStyle w:val="Hyperlink"/>
@@ -647,7 +647,7 @@
       <w:r>
         <w:t xml:space="preserve"> — créé — </w:t>
       </w:r>
-      <w:hyperlink w:history="1" r:id="rId76tw90ji8u0ne9v4od_l5">
+      <w:hyperlink w:history="1" r:id="rIdr_lklhzn58zyjdiinqnbh">
         <w:r>
           <w:rPr>
             <w:rStyle w:val="Hyperlink"/>
@@ -684,7 +684,7 @@
       <w:r>
         <w:t xml:space="preserve"> — modifié — </w:t>
       </w:r>
-      <w:hyperlink w:history="1" r:id="rIdxqi6usjgkye15azucvfne">
+      <w:hyperlink w:history="1" r:id="rIdom63rzhosf4jmszmm_d5b">
         <w:r>
           <w:rPr>
             <w:rStyle w:val="Hyperlink"/>
@@ -713,7 +713,7 @@
       <w:r>
         <w:t xml:space="preserve"> — modifié — </w:t>
       </w:r>
-      <w:hyperlink w:history="1" r:id="rId-du5cjscoh6b087f5-ik2">
+      <w:hyperlink w:history="1" r:id="rIdlstiton8iucqnzmpgwo4c">
         <w:r>
           <w:rPr>
             <w:rStyle w:val="Hyperlink"/>
@@ -742,7 +742,7 @@
       <w:r>
         <w:t xml:space="preserve"> — modifié — </w:t>
       </w:r>
-      <w:hyperlink w:history="1" r:id="rIdeq4cvyjvqq2jxiubxkeea">
+      <w:hyperlink w:history="1" r:id="rId0cu4qg5siiaopqmqxnwaa">
         <w:r>
           <w:rPr>
             <w:rStyle w:val="Hyperlink"/>
@@ -771,7 +771,7 @@
       <w:r>
         <w:t xml:space="preserve"> — créé — </w:t>
       </w:r>
-      <w:hyperlink w:history="1" r:id="rIdhhty_t12ql1icuemg8gfo">
+      <w:hyperlink w:history="1" r:id="rIddw_-6o87tm8m41mkkg-b7">
         <w:r>
           <w:rPr>
             <w:rStyle w:val="Hyperlink"/>
@@ -808,7 +808,7 @@
       <w:r>
         <w:t xml:space="preserve"> — modifié — </w:t>
       </w:r>
-      <w:hyperlink w:history="1" r:id="rId73hc_p-_kodffambjvr9y">
+      <w:hyperlink w:history="1" r:id="rIdwoyc4hbc_z6aqomtqgljk">
         <w:r>
           <w:rPr>
             <w:rStyle w:val="Hyperlink"/>
@@ -837,7 +837,7 @@
       <w:r>
         <w:t xml:space="preserve"> — modifié — </w:t>
       </w:r>
-      <w:hyperlink w:history="1" r:id="rId6g1tnfaknkbu-bd9jwsiv">
+      <w:hyperlink w:history="1" r:id="rIdqsu9yk-q1xqm3yig_4gxe">
         <w:r>
           <w:rPr>
             <w:rStyle w:val="Hyperlink"/>
@@ -866,7 +866,7 @@
       <w:r>
         <w:t xml:space="preserve"> — créé — </w:t>
       </w:r>
-      <w:hyperlink w:history="1" r:id="rIdpcfqtohyuzr9lvit8muva">
+      <w:hyperlink w:history="1" r:id="rIdryhyjqnxfdi7cciuuykp8">
         <w:r>
           <w:rPr>
             <w:rStyle w:val="Hyperlink"/>
@@ -895,7 +895,7 @@
       <w:r>
         <w:t xml:space="preserve"> — modifié — </w:t>
       </w:r>
-      <w:hyperlink w:history="1" r:id="rIdoitifd_3rd4u21io-732m">
+      <w:hyperlink w:history="1" r:id="rIdmh8imx-q3tlc4h8bgxd9p">
         <w:r>
           <w:rPr>
             <w:rStyle w:val="Hyperlink"/>
@@ -924,7 +924,7 @@
       <w:r>
         <w:t xml:space="preserve"> — modifié — </w:t>
       </w:r>
-      <w:hyperlink w:history="1" r:id="rIdnsqsnsor2yh-0lrwarofw">
+      <w:hyperlink w:history="1" r:id="rIdsbt9wo6c8nf-mle3itaat">
         <w:r>
           <w:rPr>
             <w:rStyle w:val="Hyperlink"/>
@@ -961,7 +961,7 @@
       <w:r>
         <w:t xml:space="preserve"> — modifié — </w:t>
       </w:r>
-      <w:hyperlink w:history="1" r:id="rIdhz94dkvks8jmke1htenoh">
+      <w:hyperlink w:history="1" r:id="rIddqd-e6n9h1uphzea0zhq1">
         <w:r>
           <w:rPr>
             <w:rStyle w:val="Hyperlink"/>
@@ -990,7 +990,7 @@
       <w:r>
         <w:t xml:space="preserve"> — modifié — </w:t>
       </w:r>
-      <w:hyperlink w:history="1" r:id="rIdgd9ycb-f9_tt5eakyvpkw">
+      <w:hyperlink w:history="1" r:id="rId1qdv_fnffuoh5sjp3qdt_">
         <w:r>
           <w:rPr>
             <w:rStyle w:val="Hyperlink"/>
@@ -1019,7 +1019,7 @@
       <w:r>
         <w:t xml:space="preserve"> — créé — </w:t>
       </w:r>
-      <w:hyperlink w:history="1" r:id="rIdkobaqv1nmd9sdux_8j0k1">
+      <w:hyperlink w:history="1" r:id="rIdnlhfx6uxqhijctyqrn-zz">
         <w:r>
           <w:rPr>
             <w:rStyle w:val="Hyperlink"/>
@@ -1056,7 +1056,7 @@
       <w:r>
         <w:t xml:space="preserve"> — modifié — </w:t>
       </w:r>
-      <w:hyperlink w:history="1" r:id="rIdy_cczpme4al1vwx_v7ms-">
+      <w:hyperlink w:history="1" r:id="rIdzsubt-gdpdkite7mjhykm">
         <w:r>
           <w:rPr>
             <w:rStyle w:val="Hyperlink"/>
@@ -1085,7 +1085,7 @@
       <w:r>
         <w:t xml:space="preserve"> — modifié — </w:t>
       </w:r>
-      <w:hyperlink w:history="1" r:id="rIdpssgygnhlxgv1twd_hfax">
+      <w:hyperlink w:history="1" r:id="rIdu_hnabiagmemwfozalcfc">
         <w:r>
           <w:rPr>
             <w:rStyle w:val="Hyperlink"/>

--- a/docs/developpement/phases/word/PHASE_27_STOCK_DES_INGREDIENTS_AU_CHOIX_BIERE_PRESSION.docx
+++ b/docs/developpement/phases/word/PHASE_27_STOCK_DES_INGREDIENTS_AU_CHOIX_BIERE_PRESSION.docx
@@ -20,7 +20,7 @@
       <w:r>
         <w:t xml:space="preserve">FlaiX Expert · dossier de développement · généré le 2026-10-19 depuis le dépôt </w:t>
       </w:r>
-      <w:hyperlink w:history="1" r:id="rIdi65v6nixlxkzggjtejpp9">
+      <w:hyperlink w:history="1" r:id="rIdcf-2r011lz6dwydsxx9jl">
         <w:r>
           <w:rPr>
             <w:rStyle w:val="Hyperlink"/>
@@ -533,7 +533,7 @@
           <w:numId w:val="2"/>
         </w:numPr>
       </w:pPr>
-      <w:hyperlink w:history="1" r:id="rIdc95qytgi98qrziulhq-mv">
+      <w:hyperlink w:history="1" r:id="rIdjua7cdxodrvupok1ueqj5">
         <w:r>
           <w:rPr>
             <w:rStyle w:val="Hyperlink"/>
@@ -581,7 +581,7 @@
       <w:r>
         <w:t xml:space="preserve"> — créé — </w:t>
       </w:r>
-      <w:hyperlink w:history="1" r:id="rIdpcun0_wybcdjedkxcoqcy">
+      <w:hyperlink w:history="1" r:id="rIdnya9vwcvd_146doth3e4d">
         <w:r>
           <w:rPr>
             <w:rStyle w:val="Hyperlink"/>
@@ -618,7 +618,7 @@
       <w:r>
         <w:t xml:space="preserve"> — créé — </w:t>
       </w:r>
-      <w:hyperlink w:history="1" r:id="rIdmfevjttlkusy-my-ridhc">
+      <w:hyperlink w:history="1" r:id="rIda5ydko9_erlgh_34czygh">
         <w:r>
           <w:rPr>
             <w:rStyle w:val="Hyperlink"/>
@@ -647,7 +647,7 @@
       <w:r>
         <w:t xml:space="preserve"> — créé — </w:t>
       </w:r>
-      <w:hyperlink w:history="1" r:id="rIdr_lklhzn58zyjdiinqnbh">
+      <w:hyperlink w:history="1" r:id="rIdaorxstvnmjn3q_zvbln_y">
         <w:r>
           <w:rPr>
             <w:rStyle w:val="Hyperlink"/>
@@ -684,7 +684,7 @@
       <w:r>
         <w:t xml:space="preserve"> — modifié — </w:t>
       </w:r>
-      <w:hyperlink w:history="1" r:id="rIdom63rzhosf4jmszmm_d5b">
+      <w:hyperlink w:history="1" r:id="rId_fg7spkz_im0ezlwdglc7">
         <w:r>
           <w:rPr>
             <w:rStyle w:val="Hyperlink"/>
@@ -713,7 +713,7 @@
       <w:r>
         <w:t xml:space="preserve"> — modifié — </w:t>
       </w:r>
-      <w:hyperlink w:history="1" r:id="rIdlstiton8iucqnzmpgwo4c">
+      <w:hyperlink w:history="1" r:id="rIdpnvtafdqqvxo73ekmwn4u">
         <w:r>
           <w:rPr>
             <w:rStyle w:val="Hyperlink"/>
@@ -742,7 +742,7 @@
       <w:r>
         <w:t xml:space="preserve"> — modifié — </w:t>
       </w:r>
-      <w:hyperlink w:history="1" r:id="rId0cu4qg5siiaopqmqxnwaa">
+      <w:hyperlink w:history="1" r:id="rId_afc8e42nwohfhl40_tfm">
         <w:r>
           <w:rPr>
             <w:rStyle w:val="Hyperlink"/>
@@ -771,7 +771,7 @@
       <w:r>
         <w:t xml:space="preserve"> — créé — </w:t>
       </w:r>
-      <w:hyperlink w:history="1" r:id="rIddw_-6o87tm8m41mkkg-b7">
+      <w:hyperlink w:history="1" r:id="rIdjzqnnetssat8cehmktzzw">
         <w:r>
           <w:rPr>
             <w:rStyle w:val="Hyperlink"/>
@@ -808,7 +808,7 @@
       <w:r>
         <w:t xml:space="preserve"> — modifié — </w:t>
       </w:r>
-      <w:hyperlink w:history="1" r:id="rIdwoyc4hbc_z6aqomtqgljk">
+      <w:hyperlink w:history="1" r:id="rIdv4xzskcoqfby1gozmj6rd">
         <w:r>
           <w:rPr>
             <w:rStyle w:val="Hyperlink"/>
@@ -837,7 +837,7 @@
       <w:r>
         <w:t xml:space="preserve"> — modifié — </w:t>
       </w:r>
-      <w:hyperlink w:history="1" r:id="rIdqsu9yk-q1xqm3yig_4gxe">
+      <w:hyperlink w:history="1" r:id="rIdtrktq1lvjsyihchl9ip9c">
         <w:r>
           <w:rPr>
             <w:rStyle w:val="Hyperlink"/>
@@ -866,7 +866,7 @@
       <w:r>
         <w:t xml:space="preserve"> — créé — </w:t>
       </w:r>
-      <w:hyperlink w:history="1" r:id="rIdryhyjqnxfdi7cciuuykp8">
+      <w:hyperlink w:history="1" r:id="rId7vly6-lb_uuygvrqlo3mt">
         <w:r>
           <w:rPr>
             <w:rStyle w:val="Hyperlink"/>
@@ -895,7 +895,7 @@
       <w:r>
         <w:t xml:space="preserve"> — modifié — </w:t>
       </w:r>
-      <w:hyperlink w:history="1" r:id="rIdmh8imx-q3tlc4h8bgxd9p">
+      <w:hyperlink w:history="1" r:id="rIdq55z5gg1wd3znp2fmxgz8">
         <w:r>
           <w:rPr>
             <w:rStyle w:val="Hyperlink"/>
@@ -924,7 +924,7 @@
       <w:r>
         <w:t xml:space="preserve"> — modifié — </w:t>
       </w:r>
-      <w:hyperlink w:history="1" r:id="rIdsbt9wo6c8nf-mle3itaat">
+      <w:hyperlink w:history="1" r:id="rIdmaw21w_z6waon8o8m97ky">
         <w:r>
           <w:rPr>
             <w:rStyle w:val="Hyperlink"/>
@@ -961,7 +961,7 @@
       <w:r>
         <w:t xml:space="preserve"> — modifié — </w:t>
       </w:r>
-      <w:hyperlink w:history="1" r:id="rIddqd-e6n9h1uphzea0zhq1">
+      <w:hyperlink w:history="1" r:id="rIdvdje5we2adcr0ut3tzms1">
         <w:r>
           <w:rPr>
             <w:rStyle w:val="Hyperlink"/>
@@ -990,7 +990,7 @@
       <w:r>
         <w:t xml:space="preserve"> — modifié — </w:t>
       </w:r>
-      <w:hyperlink w:history="1" r:id="rId1qdv_fnffuoh5sjp3qdt_">
+      <w:hyperlink w:history="1" r:id="rIdarxnjtm6jezvwx210k2_w">
         <w:r>
           <w:rPr>
             <w:rStyle w:val="Hyperlink"/>
@@ -1019,7 +1019,7 @@
       <w:r>
         <w:t xml:space="preserve"> — créé — </w:t>
       </w:r>
-      <w:hyperlink w:history="1" r:id="rIdnlhfx6uxqhijctyqrn-zz">
+      <w:hyperlink w:history="1" r:id="rIdkgh9moeb6oeksawcpeb4l">
         <w:r>
           <w:rPr>
             <w:rStyle w:val="Hyperlink"/>
@@ -1056,7 +1056,7 @@
       <w:r>
         <w:t xml:space="preserve"> — modifié — </w:t>
       </w:r>
-      <w:hyperlink w:history="1" r:id="rIdzsubt-gdpdkite7mjhykm">
+      <w:hyperlink w:history="1" r:id="rIdgaiytiz2uh6vsy0lqxljv">
         <w:r>
           <w:rPr>
             <w:rStyle w:val="Hyperlink"/>
@@ -1085,7 +1085,7 @@
       <w:r>
         <w:t xml:space="preserve"> — modifié — </w:t>
       </w:r>
-      <w:hyperlink w:history="1" r:id="rIdu_hnabiagmemwfozalcfc">
+      <w:hyperlink w:history="1" r:id="rId49z2axrwi0ai7jbjw0alz">
         <w:r>
           <w:rPr>
             <w:rStyle w:val="Hyperlink"/>

--- a/docs/developpement/phases/word/PHASE_27_STOCK_DES_INGREDIENTS_AU_CHOIX_BIERE_PRESSION.docx
+++ b/docs/developpement/phases/word/PHASE_27_STOCK_DES_INGREDIENTS_AU_CHOIX_BIERE_PRESSION.docx
@@ -18,9 +18,9 @@
         <w:shd w:fill="F6F3FF" w:color="auto" w:val="clear"/>
       </w:pPr>
       <w:r>
-        <w:t xml:space="preserve">FlaiX Expert · dossier de développement · généré le 2026-10-19 depuis le dépôt </w:t>
-      </w:r>
-      <w:hyperlink w:history="1" r:id="rIdcf-2r011lz6dwydsxx9jl">
+        <w:t xml:space="preserve">FlaiX Expert · dossier de développement · généré le 2026-10-21 depuis le dépôt </w:t>
+      </w:r>
+      <w:hyperlink w:history="1" r:id="rIdd16c1tzxgdzq2qhcydrrm">
         <w:r>
           <w:rPr>
             <w:rStyle w:val="Hyperlink"/>
@@ -533,7 +533,7 @@
           <w:numId w:val="2"/>
         </w:numPr>
       </w:pPr>
-      <w:hyperlink w:history="1" r:id="rIdjua7cdxodrvupok1ueqj5">
+      <w:hyperlink w:history="1" r:id="rId1wj9uutmhnvchnfdctjjm">
         <w:r>
           <w:rPr>
             <w:rStyle w:val="Hyperlink"/>
@@ -581,7 +581,7 @@
       <w:r>
         <w:t xml:space="preserve"> — créé — </w:t>
       </w:r>
-      <w:hyperlink w:history="1" r:id="rIdnya9vwcvd_146doth3e4d">
+      <w:hyperlink w:history="1" r:id="rIdsqbg1ligrmqiwkesx641h">
         <w:r>
           <w:rPr>
             <w:rStyle w:val="Hyperlink"/>
@@ -618,7 +618,7 @@
       <w:r>
         <w:t xml:space="preserve"> — créé — </w:t>
       </w:r>
-      <w:hyperlink w:history="1" r:id="rIda5ydko9_erlgh_34czygh">
+      <w:hyperlink w:history="1" r:id="rIdeh9j0hmm2q9xihc6xs0me">
         <w:r>
           <w:rPr>
             <w:rStyle w:val="Hyperlink"/>
@@ -647,7 +647,7 @@
       <w:r>
         <w:t xml:space="preserve"> — créé — </w:t>
       </w:r>
-      <w:hyperlink w:history="1" r:id="rIdaorxstvnmjn3q_zvbln_y">
+      <w:hyperlink w:history="1" r:id="rIdotk5gn7htlnw8jtjtdmqo">
         <w:r>
           <w:rPr>
             <w:rStyle w:val="Hyperlink"/>
@@ -684,7 +684,7 @@
       <w:r>
         <w:t xml:space="preserve"> — modifié — </w:t>
       </w:r>
-      <w:hyperlink w:history="1" r:id="rId_fg7spkz_im0ezlwdglc7">
+      <w:hyperlink w:history="1" r:id="rIdhoe6_ltfkez6zckasrs6c">
         <w:r>
           <w:rPr>
             <w:rStyle w:val="Hyperlink"/>
@@ -713,7 +713,7 @@
       <w:r>
         <w:t xml:space="preserve"> — modifié — </w:t>
       </w:r>
-      <w:hyperlink w:history="1" r:id="rIdpnvtafdqqvxo73ekmwn4u">
+      <w:hyperlink w:history="1" r:id="rId-couoc4drdzwk1z4amy2_">
         <w:r>
           <w:rPr>
             <w:rStyle w:val="Hyperlink"/>
@@ -742,7 +742,7 @@
       <w:r>
         <w:t xml:space="preserve"> — modifié — </w:t>
       </w:r>
-      <w:hyperlink w:history="1" r:id="rId_afc8e42nwohfhl40_tfm">
+      <w:hyperlink w:history="1" r:id="rId_e0drv-qsatw-4cbftyzp">
         <w:r>
           <w:rPr>
             <w:rStyle w:val="Hyperlink"/>
@@ -771,7 +771,7 @@
       <w:r>
         <w:t xml:space="preserve"> — créé — </w:t>
       </w:r>
-      <w:hyperlink w:history="1" r:id="rIdjzqnnetssat8cehmktzzw">
+      <w:hyperlink w:history="1" r:id="rId7eewx2g7riydownzxfqzq">
         <w:r>
           <w:rPr>
             <w:rStyle w:val="Hyperlink"/>
@@ -808,7 +808,7 @@
       <w:r>
         <w:t xml:space="preserve"> — modifié — </w:t>
       </w:r>
-      <w:hyperlink w:history="1" r:id="rIdv4xzskcoqfby1gozmj6rd">
+      <w:hyperlink w:history="1" r:id="rId-lbr7uhtede78s7eypplj">
         <w:r>
           <w:rPr>
             <w:rStyle w:val="Hyperlink"/>
@@ -837,7 +837,7 @@
       <w:r>
         <w:t xml:space="preserve"> — modifié — </w:t>
       </w:r>
-      <w:hyperlink w:history="1" r:id="rIdtrktq1lvjsyihchl9ip9c">
+      <w:hyperlink w:history="1" r:id="rIddttjo5aqfdaqcdfobpgud">
         <w:r>
           <w:rPr>
             <w:rStyle w:val="Hyperlink"/>
@@ -866,7 +866,7 @@
       <w:r>
         <w:t xml:space="preserve"> — créé — </w:t>
       </w:r>
-      <w:hyperlink w:history="1" r:id="rId7vly6-lb_uuygvrqlo3mt">
+      <w:hyperlink w:history="1" r:id="rId04414xv2iha0d8019ppfe">
         <w:r>
           <w:rPr>
             <w:rStyle w:val="Hyperlink"/>
@@ -895,7 +895,7 @@
       <w:r>
         <w:t xml:space="preserve"> — modifié — </w:t>
       </w:r>
-      <w:hyperlink w:history="1" r:id="rIdq55z5gg1wd3znp2fmxgz8">
+      <w:hyperlink w:history="1" r:id="rIds1jrjptwcsrxhc8dai5ck">
         <w:r>
           <w:rPr>
             <w:rStyle w:val="Hyperlink"/>
@@ -924,7 +924,7 @@
       <w:r>
         <w:t xml:space="preserve"> — modifié — </w:t>
       </w:r>
-      <w:hyperlink w:history="1" r:id="rIdmaw21w_z6waon8o8m97ky">
+      <w:hyperlink w:history="1" r:id="rIdlhhrkm8-22q-aly0v8z3j">
         <w:r>
           <w:rPr>
             <w:rStyle w:val="Hyperlink"/>
@@ -961,7 +961,7 @@
       <w:r>
         <w:t xml:space="preserve"> — modifié — </w:t>
       </w:r>
-      <w:hyperlink w:history="1" r:id="rIdvdje5we2adcr0ut3tzms1">
+      <w:hyperlink w:history="1" r:id="rIdgfwro8zr3ppwddqjesds4">
         <w:r>
           <w:rPr>
             <w:rStyle w:val="Hyperlink"/>
@@ -990,7 +990,7 @@
       <w:r>
         <w:t xml:space="preserve"> — modifié — </w:t>
       </w:r>
-      <w:hyperlink w:history="1" r:id="rIdarxnjtm6jezvwx210k2_w">
+      <w:hyperlink w:history="1" r:id="rIdsmuslgvr4z2ygmvwxkfqw">
         <w:r>
           <w:rPr>
             <w:rStyle w:val="Hyperlink"/>
@@ -1019,7 +1019,7 @@
       <w:r>
         <w:t xml:space="preserve"> — créé — </w:t>
       </w:r>
-      <w:hyperlink w:history="1" r:id="rIdkgh9moeb6oeksawcpeb4l">
+      <w:hyperlink w:history="1" r:id="rIddazud9vombv-0uvhn3rwe">
         <w:r>
           <w:rPr>
             <w:rStyle w:val="Hyperlink"/>
@@ -1056,7 +1056,7 @@
       <w:r>
         <w:t xml:space="preserve"> — modifié — </w:t>
       </w:r>
-      <w:hyperlink w:history="1" r:id="rIdgaiytiz2uh6vsy0lqxljv">
+      <w:hyperlink w:history="1" r:id="rIdvqp0vn6_b5bitord8grbq">
         <w:r>
           <w:rPr>
             <w:rStyle w:val="Hyperlink"/>
@@ -1085,7 +1085,7 @@
       <w:r>
         <w:t xml:space="preserve"> — modifié — </w:t>
       </w:r>
-      <w:hyperlink w:history="1" r:id="rId49z2axrwi0ai7jbjw0alz">
+      <w:hyperlink w:history="1" r:id="rIdwy74aym5zu8urvo1wnvfp">
         <w:r>
           <w:rPr>
             <w:rStyle w:val="Hyperlink"/>

--- a/docs/developpement/phases/word/PHASE_27_STOCK_DES_INGREDIENTS_AU_CHOIX_BIERE_PRESSION.docx
+++ b/docs/developpement/phases/word/PHASE_27_STOCK_DES_INGREDIENTS_AU_CHOIX_BIERE_PRESSION.docx
@@ -20,7 +20,7 @@
       <w:r>
         <w:t xml:space="preserve">FlaiX Expert · dossier de développement · généré le 2026-10-21 depuis le dépôt </w:t>
       </w:r>
-      <w:hyperlink w:history="1" r:id="rIdd16c1tzxgdzq2qhcydrrm">
+      <w:hyperlink w:history="1" r:id="rIdi5lkx4lj3-x8w3uoysx7l">
         <w:r>
           <w:rPr>
             <w:rStyle w:val="Hyperlink"/>
@@ -533,7 +533,7 @@
           <w:numId w:val="2"/>
         </w:numPr>
       </w:pPr>
-      <w:hyperlink w:history="1" r:id="rId1wj9uutmhnvchnfdctjjm">
+      <w:hyperlink w:history="1" r:id="rIdhvmlblefm4icztogtcuuj">
         <w:r>
           <w:rPr>
             <w:rStyle w:val="Hyperlink"/>
@@ -581,7 +581,7 @@
       <w:r>
         <w:t xml:space="preserve"> — créé — </w:t>
       </w:r>
-      <w:hyperlink w:history="1" r:id="rIdsqbg1ligrmqiwkesx641h">
+      <w:hyperlink w:history="1" r:id="rId9dzufz68_shagm6lgjkvd">
         <w:r>
           <w:rPr>
             <w:rStyle w:val="Hyperlink"/>
@@ -618,7 +618,7 @@
       <w:r>
         <w:t xml:space="preserve"> — créé — </w:t>
       </w:r>
-      <w:hyperlink w:history="1" r:id="rIdeh9j0hmm2q9xihc6xs0me">
+      <w:hyperlink w:history="1" r:id="rId-pl5on8mskf5ckgkvyx0d">
         <w:r>
           <w:rPr>
             <w:rStyle w:val="Hyperlink"/>
@@ -647,7 +647,7 @@
       <w:r>
         <w:t xml:space="preserve"> — créé — </w:t>
       </w:r>
-      <w:hyperlink w:history="1" r:id="rIdotk5gn7htlnw8jtjtdmqo">
+      <w:hyperlink w:history="1" r:id="rId_vsy7vw7ewdip3tqpokh4">
         <w:r>
           <w:rPr>
             <w:rStyle w:val="Hyperlink"/>
@@ -684,7 +684,7 @@
       <w:r>
         <w:t xml:space="preserve"> — modifié — </w:t>
       </w:r>
-      <w:hyperlink w:history="1" r:id="rIdhoe6_ltfkez6zckasrs6c">
+      <w:hyperlink w:history="1" r:id="rIdcxv9mukvzhrx9mquaansx">
         <w:r>
           <w:rPr>
             <w:rStyle w:val="Hyperlink"/>
@@ -713,7 +713,7 @@
       <w:r>
         <w:t xml:space="preserve"> — modifié — </w:t>
       </w:r>
-      <w:hyperlink w:history="1" r:id="rId-couoc4drdzwk1z4amy2_">
+      <w:hyperlink w:history="1" r:id="rIdrqb-l9uf6fbcakcez2oxb">
         <w:r>
           <w:rPr>
             <w:rStyle w:val="Hyperlink"/>
@@ -742,7 +742,7 @@
       <w:r>
         <w:t xml:space="preserve"> — modifié — </w:t>
       </w:r>
-      <w:hyperlink w:history="1" r:id="rId_e0drv-qsatw-4cbftyzp">
+      <w:hyperlink w:history="1" r:id="rIdvzhcr40o9aex3gtrucxcr">
         <w:r>
           <w:rPr>
             <w:rStyle w:val="Hyperlink"/>
@@ -771,7 +771,7 @@
       <w:r>
         <w:t xml:space="preserve"> — créé — </w:t>
       </w:r>
-      <w:hyperlink w:history="1" r:id="rId7eewx2g7riydownzxfqzq">
+      <w:hyperlink w:history="1" r:id="rIdvywc0dadqsxzpecy8hmor">
         <w:r>
           <w:rPr>
             <w:rStyle w:val="Hyperlink"/>
@@ -808,7 +808,7 @@
       <w:r>
         <w:t xml:space="preserve"> — modifié — </w:t>
       </w:r>
-      <w:hyperlink w:history="1" r:id="rId-lbr7uhtede78s7eypplj">
+      <w:hyperlink w:history="1" r:id="rId0gjqnifz1nr-woqrojm2g">
         <w:r>
           <w:rPr>
             <w:rStyle w:val="Hyperlink"/>
@@ -837,7 +837,7 @@
       <w:r>
         <w:t xml:space="preserve"> — modifié — </w:t>
       </w:r>
-      <w:hyperlink w:history="1" r:id="rIddttjo5aqfdaqcdfobpgud">
+      <w:hyperlink w:history="1" r:id="rIdk0rlzqohlhihffrn5noul">
         <w:r>
           <w:rPr>
             <w:rStyle w:val="Hyperlink"/>
@@ -866,7 +866,7 @@
       <w:r>
         <w:t xml:space="preserve"> — créé — </w:t>
       </w:r>
-      <w:hyperlink w:history="1" r:id="rId04414xv2iha0d8019ppfe">
+      <w:hyperlink w:history="1" r:id="rIdldqtpjucnwstm1v17xit5">
         <w:r>
           <w:rPr>
             <w:rStyle w:val="Hyperlink"/>
@@ -895,7 +895,7 @@
       <w:r>
         <w:t xml:space="preserve"> — modifié — </w:t>
       </w:r>
-      <w:hyperlink w:history="1" r:id="rIds1jrjptwcsrxhc8dai5ck">
+      <w:hyperlink w:history="1" r:id="rId4pqjnbo46-vi2okgsqwfg">
         <w:r>
           <w:rPr>
             <w:rStyle w:val="Hyperlink"/>
@@ -924,7 +924,7 @@
       <w:r>
         <w:t xml:space="preserve"> — modifié — </w:t>
       </w:r>
-      <w:hyperlink w:history="1" r:id="rIdlhhrkm8-22q-aly0v8z3j">
+      <w:hyperlink w:history="1" r:id="rId0h5se2gs6n8s4nyt59eog">
         <w:r>
           <w:rPr>
             <w:rStyle w:val="Hyperlink"/>
@@ -961,7 +961,7 @@
       <w:r>
         <w:t xml:space="preserve"> — modifié — </w:t>
       </w:r>
-      <w:hyperlink w:history="1" r:id="rIdgfwro8zr3ppwddqjesds4">
+      <w:hyperlink w:history="1" r:id="rIdpsoenljtnvp9i3whemgmw">
         <w:r>
           <w:rPr>
             <w:rStyle w:val="Hyperlink"/>
@@ -990,7 +990,7 @@
       <w:r>
         <w:t xml:space="preserve"> — modifié — </w:t>
       </w:r>
-      <w:hyperlink w:history="1" r:id="rIdsmuslgvr4z2ygmvwxkfqw">
+      <w:hyperlink w:history="1" r:id="rIdi44uf95kgbtqq3hq3n2sp">
         <w:r>
           <w:rPr>
             <w:rStyle w:val="Hyperlink"/>
@@ -1019,7 +1019,7 @@
       <w:r>
         <w:t xml:space="preserve"> — créé — </w:t>
       </w:r>
-      <w:hyperlink w:history="1" r:id="rIddazud9vombv-0uvhn3rwe">
+      <w:hyperlink w:history="1" r:id="rIdhnkvitffgzveenf6idy7w">
         <w:r>
           <w:rPr>
             <w:rStyle w:val="Hyperlink"/>
@@ -1056,7 +1056,7 @@
       <w:r>
         <w:t xml:space="preserve"> — modifié — </w:t>
       </w:r>
-      <w:hyperlink w:history="1" r:id="rIdvqp0vn6_b5bitord8grbq">
+      <w:hyperlink w:history="1" r:id="rId5axr6b8y5m_4wxijz8r3_">
         <w:r>
           <w:rPr>
             <w:rStyle w:val="Hyperlink"/>
@@ -1085,7 +1085,7 @@
       <w:r>
         <w:t xml:space="preserve"> — modifié — </w:t>
       </w:r>
-      <w:hyperlink w:history="1" r:id="rIdwy74aym5zu8urvo1wnvfp">
+      <w:hyperlink w:history="1" r:id="rId-ncqe4qhg98vqbb9dz9jr">
         <w:r>
           <w:rPr>
             <w:rStyle w:val="Hyperlink"/>

--- a/docs/developpement/phases/word/PHASE_27_STOCK_DES_INGREDIENTS_AU_CHOIX_BIERE_PRESSION.docx
+++ b/docs/developpement/phases/word/PHASE_27_STOCK_DES_INGREDIENTS_AU_CHOIX_BIERE_PRESSION.docx
@@ -18,9 +18,9 @@
         <w:shd w:fill="F6F3FF" w:color="auto" w:val="clear"/>
       </w:pPr>
       <w:r>
-        <w:t xml:space="preserve">FlaiX Expert · dossier de développement · généré le 2026-10-21 depuis le dépôt </w:t>
-      </w:r>
-      <w:hyperlink w:history="1" r:id="rIdi5lkx4lj3-x8w3uoysx7l">
+        <w:t xml:space="preserve">FlaiX Expert · dossier de développement · généré le 2026-10-23 depuis le dépôt </w:t>
+      </w:r>
+      <w:hyperlink w:history="1" r:id="rIdwgm8ebqiek3oshaydpmmn">
         <w:r>
           <w:rPr>
             <w:rStyle w:val="Hyperlink"/>
@@ -533,7 +533,7 @@
           <w:numId w:val="2"/>
         </w:numPr>
       </w:pPr>
-      <w:hyperlink w:history="1" r:id="rIdhvmlblefm4icztogtcuuj">
+      <w:hyperlink w:history="1" r:id="rId66e_ishgqp3_8lzthf2pk">
         <w:r>
           <w:rPr>
             <w:rStyle w:val="Hyperlink"/>
@@ -581,7 +581,7 @@
       <w:r>
         <w:t xml:space="preserve"> — créé — </w:t>
       </w:r>
-      <w:hyperlink w:history="1" r:id="rId9dzufz68_shagm6lgjkvd">
+      <w:hyperlink w:history="1" r:id="rIdhxtc7ey9xjo80xwr3poja">
         <w:r>
           <w:rPr>
             <w:rStyle w:val="Hyperlink"/>
@@ -618,7 +618,7 @@
       <w:r>
         <w:t xml:space="preserve"> — créé — </w:t>
       </w:r>
-      <w:hyperlink w:history="1" r:id="rId-pl5on8mskf5ckgkvyx0d">
+      <w:hyperlink w:history="1" r:id="rId4k9w03hllmd7scvjtlxir">
         <w:r>
           <w:rPr>
             <w:rStyle w:val="Hyperlink"/>
@@ -647,7 +647,7 @@
       <w:r>
         <w:t xml:space="preserve"> — créé — </w:t>
       </w:r>
-      <w:hyperlink w:history="1" r:id="rId_vsy7vw7ewdip3tqpokh4">
+      <w:hyperlink w:history="1" r:id="rId2iqjjykx7rjdwvfgjst0e">
         <w:r>
           <w:rPr>
             <w:rStyle w:val="Hyperlink"/>
@@ -684,7 +684,7 @@
       <w:r>
         <w:t xml:space="preserve"> — modifié — </w:t>
       </w:r>
-      <w:hyperlink w:history="1" r:id="rIdcxv9mukvzhrx9mquaansx">
+      <w:hyperlink w:history="1" r:id="rIdfqabbfjvohcunsqgumzxn">
         <w:r>
           <w:rPr>
             <w:rStyle w:val="Hyperlink"/>
@@ -713,7 +713,7 @@
       <w:r>
         <w:t xml:space="preserve"> — modifié — </w:t>
       </w:r>
-      <w:hyperlink w:history="1" r:id="rIdrqb-l9uf6fbcakcez2oxb">
+      <w:hyperlink w:history="1" r:id="rId7ari7khrdsdbvovkqfkrb">
         <w:r>
           <w:rPr>
             <w:rStyle w:val="Hyperlink"/>
@@ -742,7 +742,7 @@
       <w:r>
         <w:t xml:space="preserve"> — modifié — </w:t>
       </w:r>
-      <w:hyperlink w:history="1" r:id="rIdvzhcr40o9aex3gtrucxcr">
+      <w:hyperlink w:history="1" r:id="rIdou5sgyvxx8axrb_fxi7xi">
         <w:r>
           <w:rPr>
             <w:rStyle w:val="Hyperlink"/>
@@ -771,7 +771,7 @@
       <w:r>
         <w:t xml:space="preserve"> — créé — </w:t>
       </w:r>
-      <w:hyperlink w:history="1" r:id="rIdvywc0dadqsxzpecy8hmor">
+      <w:hyperlink w:history="1" r:id="rIdrvgaimocz5nffng2c3l88">
         <w:r>
           <w:rPr>
             <w:rStyle w:val="Hyperlink"/>
@@ -808,7 +808,7 @@
       <w:r>
         <w:t xml:space="preserve"> — modifié — </w:t>
       </w:r>
-      <w:hyperlink w:history="1" r:id="rId0gjqnifz1nr-woqrojm2g">
+      <w:hyperlink w:history="1" r:id="rIdaa72h-91oxnokssct0qs5">
         <w:r>
           <w:rPr>
             <w:rStyle w:val="Hyperlink"/>
@@ -837,7 +837,7 @@
       <w:r>
         <w:t xml:space="preserve"> — modifié — </w:t>
       </w:r>
-      <w:hyperlink w:history="1" r:id="rIdk0rlzqohlhihffrn5noul">
+      <w:hyperlink w:history="1" r:id="rIdwftahkcg4fcvb8wgmm4ba">
         <w:r>
           <w:rPr>
             <w:rStyle w:val="Hyperlink"/>
@@ -866,7 +866,7 @@
       <w:r>
         <w:t xml:space="preserve"> — créé — </w:t>
       </w:r>
-      <w:hyperlink w:history="1" r:id="rIdldqtpjucnwstm1v17xit5">
+      <w:hyperlink w:history="1" r:id="rIdtrziqg0zn_8q0hxcpvwyr">
         <w:r>
           <w:rPr>
             <w:rStyle w:val="Hyperlink"/>
@@ -895,7 +895,7 @@
       <w:r>
         <w:t xml:space="preserve"> — modifié — </w:t>
       </w:r>
-      <w:hyperlink w:history="1" r:id="rId4pqjnbo46-vi2okgsqwfg">
+      <w:hyperlink w:history="1" r:id="rIdhnps8c4c7diyisro1li77">
         <w:r>
           <w:rPr>
             <w:rStyle w:val="Hyperlink"/>
@@ -924,7 +924,7 @@
       <w:r>
         <w:t xml:space="preserve"> — modifié — </w:t>
       </w:r>
-      <w:hyperlink w:history="1" r:id="rId0h5se2gs6n8s4nyt59eog">
+      <w:hyperlink w:history="1" r:id="rIdh7ksjzfwvyzjfsr1j1fgy">
         <w:r>
           <w:rPr>
             <w:rStyle w:val="Hyperlink"/>
@@ -961,7 +961,7 @@
       <w:r>
         <w:t xml:space="preserve"> — modifié — </w:t>
       </w:r>
-      <w:hyperlink w:history="1" r:id="rIdpsoenljtnvp9i3whemgmw">
+      <w:hyperlink w:history="1" r:id="rId3hlabla4sxzm1gk7hprxo">
         <w:r>
           <w:rPr>
             <w:rStyle w:val="Hyperlink"/>
@@ -990,7 +990,7 @@
       <w:r>
         <w:t xml:space="preserve"> — modifié — </w:t>
       </w:r>
-      <w:hyperlink w:history="1" r:id="rIdi44uf95kgbtqq3hq3n2sp">
+      <w:hyperlink w:history="1" r:id="rIdwofa_f6wnll9o_8o1bvlp">
         <w:r>
           <w:rPr>
             <w:rStyle w:val="Hyperlink"/>
@@ -1019,7 +1019,7 @@
       <w:r>
         <w:t xml:space="preserve"> — créé — </w:t>
       </w:r>
-      <w:hyperlink w:history="1" r:id="rIdhnkvitffgzveenf6idy7w">
+      <w:hyperlink w:history="1" r:id="rId1mmlqvxk_zl3e00rbnx2f">
         <w:r>
           <w:rPr>
             <w:rStyle w:val="Hyperlink"/>
@@ -1056,7 +1056,7 @@
       <w:r>
         <w:t xml:space="preserve"> — modifié — </w:t>
       </w:r>
-      <w:hyperlink w:history="1" r:id="rId5axr6b8y5m_4wxijz8r3_">
+      <w:hyperlink w:history="1" r:id="rIdloayc2erkrev23_j0rhud">
         <w:r>
           <w:rPr>
             <w:rStyle w:val="Hyperlink"/>
@@ -1085,7 +1085,7 @@
       <w:r>
         <w:t xml:space="preserve"> — modifié — </w:t>
       </w:r>
-      <w:hyperlink w:history="1" r:id="rId-ncqe4qhg98vqbb9dz9jr">
+      <w:hyperlink w:history="1" r:id="rIddlrxkpw_gbobyb5lamdqw">
         <w:r>
           <w:rPr>
             <w:rStyle w:val="Hyperlink"/>

--- a/docs/developpement/phases/word/PHASE_27_STOCK_DES_INGREDIENTS_AU_CHOIX_BIERE_PRESSION.docx
+++ b/docs/developpement/phases/word/PHASE_27_STOCK_DES_INGREDIENTS_AU_CHOIX_BIERE_PRESSION.docx
@@ -18,9 +18,9 @@
         <w:shd w:fill="F6F3FF" w:color="auto" w:val="clear"/>
       </w:pPr>
       <w:r>
-        <w:t xml:space="preserve">FlaiX Expert · dossier de développement · généré le 2026-10-23 depuis le dépôt </w:t>
-      </w:r>
-      <w:hyperlink w:history="1" r:id="rIdwgm8ebqiek3oshaydpmmn">
+        <w:t xml:space="preserve">FlaiX Expert · dossier de développement · généré le 2026-10-24 depuis le dépôt </w:t>
+      </w:r>
+      <w:hyperlink w:history="1" r:id="rIdumsbpyatrvcrd_g5dptax">
         <w:r>
           <w:rPr>
             <w:rStyle w:val="Hyperlink"/>
@@ -533,7 +533,7 @@
           <w:numId w:val="2"/>
         </w:numPr>
       </w:pPr>
-      <w:hyperlink w:history="1" r:id="rId66e_ishgqp3_8lzthf2pk">
+      <w:hyperlink w:history="1" r:id="rId6lhlxvbwwjxcbj6y_w4bd">
         <w:r>
           <w:rPr>
             <w:rStyle w:val="Hyperlink"/>
@@ -581,7 +581,7 @@
       <w:r>
         <w:t xml:space="preserve"> — créé — </w:t>
       </w:r>
-      <w:hyperlink w:history="1" r:id="rIdhxtc7ey9xjo80xwr3poja">
+      <w:hyperlink w:history="1" r:id="rIdee_-wiuhwkrwn_zl4fexn">
         <w:r>
           <w:rPr>
             <w:rStyle w:val="Hyperlink"/>
@@ -618,7 +618,7 @@
       <w:r>
         <w:t xml:space="preserve"> — créé — </w:t>
       </w:r>
-      <w:hyperlink w:history="1" r:id="rId4k9w03hllmd7scvjtlxir">
+      <w:hyperlink w:history="1" r:id="rIdcitncbophjew9ezd9kr9u">
         <w:r>
           <w:rPr>
             <w:rStyle w:val="Hyperlink"/>
@@ -647,7 +647,7 @@
       <w:r>
         <w:t xml:space="preserve"> — créé — </w:t>
       </w:r>
-      <w:hyperlink w:history="1" r:id="rId2iqjjykx7rjdwvfgjst0e">
+      <w:hyperlink w:history="1" r:id="rIdyrvhppe6aopn8azg4a01-">
         <w:r>
           <w:rPr>
             <w:rStyle w:val="Hyperlink"/>
@@ -684,7 +684,7 @@
       <w:r>
         <w:t xml:space="preserve"> — modifié — </w:t>
       </w:r>
-      <w:hyperlink w:history="1" r:id="rIdfqabbfjvohcunsqgumzxn">
+      <w:hyperlink w:history="1" r:id="rIdp4m2jyjlvmkrnjectm1lw">
         <w:r>
           <w:rPr>
             <w:rStyle w:val="Hyperlink"/>
@@ -713,7 +713,7 @@
       <w:r>
         <w:t xml:space="preserve"> — modifié — </w:t>
       </w:r>
-      <w:hyperlink w:history="1" r:id="rId7ari7khrdsdbvovkqfkrb">
+      <w:hyperlink w:history="1" r:id="rIdv0y3m5tyxdpkn676snwpe">
         <w:r>
           <w:rPr>
             <w:rStyle w:val="Hyperlink"/>
@@ -742,7 +742,7 @@
       <w:r>
         <w:t xml:space="preserve"> — modifié — </w:t>
       </w:r>
-      <w:hyperlink w:history="1" r:id="rIdou5sgyvxx8axrb_fxi7xi">
+      <w:hyperlink w:history="1" r:id="rIdmky6anw23g-8ruwlsik7d">
         <w:r>
           <w:rPr>
             <w:rStyle w:val="Hyperlink"/>
@@ -771,7 +771,7 @@
       <w:r>
         <w:t xml:space="preserve"> — créé — </w:t>
       </w:r>
-      <w:hyperlink w:history="1" r:id="rIdrvgaimocz5nffng2c3l88">
+      <w:hyperlink w:history="1" r:id="rIdihu09n47_ahqssfoolqok">
         <w:r>
           <w:rPr>
             <w:rStyle w:val="Hyperlink"/>
@@ -808,7 +808,7 @@
       <w:r>
         <w:t xml:space="preserve"> — modifié — </w:t>
       </w:r>
-      <w:hyperlink w:history="1" r:id="rIdaa72h-91oxnokssct0qs5">
+      <w:hyperlink w:history="1" r:id="rId_uolregyg7o2lbnaqo-vg">
         <w:r>
           <w:rPr>
             <w:rStyle w:val="Hyperlink"/>
@@ -837,7 +837,7 @@
       <w:r>
         <w:t xml:space="preserve"> — modifié — </w:t>
       </w:r>
-      <w:hyperlink w:history="1" r:id="rIdwftahkcg4fcvb8wgmm4ba">
+      <w:hyperlink w:history="1" r:id="rIdgkwoy9fstdmqk0ofpmglk">
         <w:r>
           <w:rPr>
             <w:rStyle w:val="Hyperlink"/>
@@ -866,7 +866,7 @@
       <w:r>
         <w:t xml:space="preserve"> — créé — </w:t>
       </w:r>
-      <w:hyperlink w:history="1" r:id="rIdtrziqg0zn_8q0hxcpvwyr">
+      <w:hyperlink w:history="1" r:id="rIdrhioh6dzaitpslgwk44fo">
         <w:r>
           <w:rPr>
             <w:rStyle w:val="Hyperlink"/>
@@ -895,7 +895,7 @@
       <w:r>
         <w:t xml:space="preserve"> — modifié — </w:t>
       </w:r>
-      <w:hyperlink w:history="1" r:id="rIdhnps8c4c7diyisro1li77">
+      <w:hyperlink w:history="1" r:id="rIdhgjddbxj0ogt3sewr4q0x">
         <w:r>
           <w:rPr>
             <w:rStyle w:val="Hyperlink"/>
@@ -924,7 +924,7 @@
       <w:r>
         <w:t xml:space="preserve"> — modifié — </w:t>
       </w:r>
-      <w:hyperlink w:history="1" r:id="rIdh7ksjzfwvyzjfsr1j1fgy">
+      <w:hyperlink w:history="1" r:id="rIdyuf_fakp_0f8lktxeoc8v">
         <w:r>
           <w:rPr>
             <w:rStyle w:val="Hyperlink"/>
@@ -961,7 +961,7 @@
       <w:r>
         <w:t xml:space="preserve"> — modifié — </w:t>
       </w:r>
-      <w:hyperlink w:history="1" r:id="rId3hlabla4sxzm1gk7hprxo">
+      <w:hyperlink w:history="1" r:id="rId9jdcjfbgsdrbep8kgbgkm">
         <w:r>
           <w:rPr>
             <w:rStyle w:val="Hyperlink"/>
@@ -990,7 +990,7 @@
       <w:r>
         <w:t xml:space="preserve"> — modifié — </w:t>
       </w:r>
-      <w:hyperlink w:history="1" r:id="rIdwofa_f6wnll9o_8o1bvlp">
+      <w:hyperlink w:history="1" r:id="rIdnvud9vxbwbm5diy2jissb">
         <w:r>
           <w:rPr>
             <w:rStyle w:val="Hyperlink"/>
@@ -1019,7 +1019,7 @@
       <w:r>
         <w:t xml:space="preserve"> — créé — </w:t>
       </w:r>
-      <w:hyperlink w:history="1" r:id="rId1mmlqvxk_zl3e00rbnx2f">
+      <w:hyperlink w:history="1" r:id="rIdx_o9icgqf78mlouvfbx8q">
         <w:r>
           <w:rPr>
             <w:rStyle w:val="Hyperlink"/>
@@ -1056,7 +1056,7 @@
       <w:r>
         <w:t xml:space="preserve"> — modifié — </w:t>
       </w:r>
-      <w:hyperlink w:history="1" r:id="rIdloayc2erkrev23_j0rhud">
+      <w:hyperlink w:history="1" r:id="rIdygwxtyuu88n6wanspdzai">
         <w:r>
           <w:rPr>
             <w:rStyle w:val="Hyperlink"/>
@@ -1085,7 +1085,7 @@
       <w:r>
         <w:t xml:space="preserve"> — modifié — </w:t>
       </w:r>
-      <w:hyperlink w:history="1" r:id="rIddlrxkpw_gbobyb5lamdqw">
+      <w:hyperlink w:history="1" r:id="rIdma9esxucugyeermsi__wc">
         <w:r>
           <w:rPr>
             <w:rStyle w:val="Hyperlink"/>

--- a/docs/developpement/phases/word/PHASE_27_STOCK_DES_INGREDIENTS_AU_CHOIX_BIERE_PRESSION.docx
+++ b/docs/developpement/phases/word/PHASE_27_STOCK_DES_INGREDIENTS_AU_CHOIX_BIERE_PRESSION.docx
@@ -18,9 +18,9 @@
         <w:shd w:fill="F6F3FF" w:color="auto" w:val="clear"/>
       </w:pPr>
       <w:r>
-        <w:t xml:space="preserve">FlaiX Expert · dossier de développement · généré le 2026-10-24 depuis le dépôt </w:t>
-      </w:r>
-      <w:hyperlink w:history="1" r:id="rIdumsbpyatrvcrd_g5dptax">
+        <w:t xml:space="preserve">FlaiX Expert · dossier de développement · généré le 2026-10-25 depuis le dépôt </w:t>
+      </w:r>
+      <w:hyperlink w:history="1" r:id="rIdky62coj7ubikyffxcxgr9">
         <w:r>
           <w:rPr>
             <w:rStyle w:val="Hyperlink"/>
@@ -533,7 +533,7 @@
           <w:numId w:val="2"/>
         </w:numPr>
       </w:pPr>
-      <w:hyperlink w:history="1" r:id="rId6lhlxvbwwjxcbj6y_w4bd">
+      <w:hyperlink w:history="1" r:id="rIdqv6-6lxhzuotsscuhb_a6">
         <w:r>
           <w:rPr>
             <w:rStyle w:val="Hyperlink"/>
@@ -581,7 +581,7 @@
       <w:r>
         <w:t xml:space="preserve"> — créé — </w:t>
       </w:r>
-      <w:hyperlink w:history="1" r:id="rIdee_-wiuhwkrwn_zl4fexn">
+      <w:hyperlink w:history="1" r:id="rIdntmgkxpu52txjtfkcz0kb">
         <w:r>
           <w:rPr>
             <w:rStyle w:val="Hyperlink"/>
@@ -618,7 +618,7 @@
       <w:r>
         <w:t xml:space="preserve"> — créé — </w:t>
       </w:r>
-      <w:hyperlink w:history="1" r:id="rIdcitncbophjew9ezd9kr9u">
+      <w:hyperlink w:history="1" r:id="rIdfi4tpsvhhxhh0owxykcqu">
         <w:r>
           <w:rPr>
             <w:rStyle w:val="Hyperlink"/>
@@ -647,7 +647,7 @@
       <w:r>
         <w:t xml:space="preserve"> — créé — </w:t>
       </w:r>
-      <w:hyperlink w:history="1" r:id="rIdyrvhppe6aopn8azg4a01-">
+      <w:hyperlink w:history="1" r:id="rIdoywpstozj4kdj_9esdoo_">
         <w:r>
           <w:rPr>
             <w:rStyle w:val="Hyperlink"/>
@@ -684,7 +684,7 @@
       <w:r>
         <w:t xml:space="preserve"> — modifié — </w:t>
       </w:r>
-      <w:hyperlink w:history="1" r:id="rIdp4m2jyjlvmkrnjectm1lw">
+      <w:hyperlink w:history="1" r:id="rIdshwave6ulauip3qxty4ar">
         <w:r>
           <w:rPr>
             <w:rStyle w:val="Hyperlink"/>
@@ -713,7 +713,7 @@
       <w:r>
         <w:t xml:space="preserve"> — modifié — </w:t>
       </w:r>
-      <w:hyperlink w:history="1" r:id="rIdv0y3m5tyxdpkn676snwpe">
+      <w:hyperlink w:history="1" r:id="rIdruycwjzi55js18adk8c_b">
         <w:r>
           <w:rPr>
             <w:rStyle w:val="Hyperlink"/>
@@ -742,7 +742,7 @@
       <w:r>
         <w:t xml:space="preserve"> — modifié — </w:t>
       </w:r>
-      <w:hyperlink w:history="1" r:id="rIdmky6anw23g-8ruwlsik7d">
+      <w:hyperlink w:history="1" r:id="rIdbv26lcbb3n1350rx8blte">
         <w:r>
           <w:rPr>
             <w:rStyle w:val="Hyperlink"/>
@@ -771,7 +771,7 @@
       <w:r>
         <w:t xml:space="preserve"> — créé — </w:t>
       </w:r>
-      <w:hyperlink w:history="1" r:id="rIdihu09n47_ahqssfoolqok">
+      <w:hyperlink w:history="1" r:id="rId5m9uazwuxnnd7od9zrj96">
         <w:r>
           <w:rPr>
             <w:rStyle w:val="Hyperlink"/>
@@ -808,7 +808,7 @@
       <w:r>
         <w:t xml:space="preserve"> — modifié — </w:t>
       </w:r>
-      <w:hyperlink w:history="1" r:id="rId_uolregyg7o2lbnaqo-vg">
+      <w:hyperlink w:history="1" r:id="rIdne9y4hqbnjdp3rxdtdsg5">
         <w:r>
           <w:rPr>
             <w:rStyle w:val="Hyperlink"/>
@@ -837,7 +837,7 @@
       <w:r>
         <w:t xml:space="preserve"> — modifié — </w:t>
       </w:r>
-      <w:hyperlink w:history="1" r:id="rIdgkwoy9fstdmqk0ofpmglk">
+      <w:hyperlink w:history="1" r:id="rIdkq-tokost35aqhunoccs9">
         <w:r>
           <w:rPr>
             <w:rStyle w:val="Hyperlink"/>
@@ -866,7 +866,7 @@
       <w:r>
         <w:t xml:space="preserve"> — créé — </w:t>
       </w:r>
-      <w:hyperlink w:history="1" r:id="rIdrhioh6dzaitpslgwk44fo">
+      <w:hyperlink w:history="1" r:id="rIdxwo5gn7s-qbom0lqzkjqf">
         <w:r>
           <w:rPr>
             <w:rStyle w:val="Hyperlink"/>
@@ -895,7 +895,7 @@
       <w:r>
         <w:t xml:space="preserve"> — modifié — </w:t>
       </w:r>
-      <w:hyperlink w:history="1" r:id="rIdhgjddbxj0ogt3sewr4q0x">
+      <w:hyperlink w:history="1" r:id="rIdoybppte1vdkxg1fjc0l2n">
         <w:r>
           <w:rPr>
             <w:rStyle w:val="Hyperlink"/>
@@ -924,7 +924,7 @@
       <w:r>
         <w:t xml:space="preserve"> — modifié — </w:t>
       </w:r>
-      <w:hyperlink w:history="1" r:id="rIdyuf_fakp_0f8lktxeoc8v">
+      <w:hyperlink w:history="1" r:id="rIdrhjtpe0v0ysdq7hz7pr69">
         <w:r>
           <w:rPr>
             <w:rStyle w:val="Hyperlink"/>
@@ -961,7 +961,7 @@
       <w:r>
         <w:t xml:space="preserve"> — modifié — </w:t>
       </w:r>
-      <w:hyperlink w:history="1" r:id="rId9jdcjfbgsdrbep8kgbgkm">
+      <w:hyperlink w:history="1" r:id="rIdxwubm-1pe5zhavjdsfgid">
         <w:r>
           <w:rPr>
             <w:rStyle w:val="Hyperlink"/>
@@ -990,7 +990,7 @@
       <w:r>
         <w:t xml:space="preserve"> — modifié — </w:t>
       </w:r>
-      <w:hyperlink w:history="1" r:id="rIdnvud9vxbwbm5diy2jissb">
+      <w:hyperlink w:history="1" r:id="rId4_h-t-xnyiyfsznw42f5u">
         <w:r>
           <w:rPr>
             <w:rStyle w:val="Hyperlink"/>
@@ -1019,7 +1019,7 @@
       <w:r>
         <w:t xml:space="preserve"> — créé — </w:t>
       </w:r>
-      <w:hyperlink w:history="1" r:id="rIdx_o9icgqf78mlouvfbx8q">
+      <w:hyperlink w:history="1" r:id="rIdhkzaca1k2dnsoo4mt2-ls">
         <w:r>
           <w:rPr>
             <w:rStyle w:val="Hyperlink"/>
@@ -1056,7 +1056,7 @@
       <w:r>
         <w:t xml:space="preserve"> — modifié — </w:t>
       </w:r>
-      <w:hyperlink w:history="1" r:id="rIdygwxtyuu88n6wanspdzai">
+      <w:hyperlink w:history="1" r:id="rIdg6j-difbeib7dkjo8dzut">
         <w:r>
           <w:rPr>
             <w:rStyle w:val="Hyperlink"/>
@@ -1085,7 +1085,7 @@
       <w:r>
         <w:t xml:space="preserve"> — modifié — </w:t>
       </w:r>
-      <w:hyperlink w:history="1" r:id="rIdma9esxucugyeermsi__wc">
+      <w:hyperlink w:history="1" r:id="rIdcquiypkru10t3ydbwgvqa">
         <w:r>
           <w:rPr>
             <w:rStyle w:val="Hyperlink"/>

--- a/docs/developpement/phases/word/PHASE_27_STOCK_DES_INGREDIENTS_AU_CHOIX_BIERE_PRESSION.docx
+++ b/docs/developpement/phases/word/PHASE_27_STOCK_DES_INGREDIENTS_AU_CHOIX_BIERE_PRESSION.docx
@@ -20,7 +20,7 @@
       <w:r>
         <w:t xml:space="preserve">FlaiX Expert · dossier de développement · généré le 2026-10-25 depuis le dépôt </w:t>
       </w:r>
-      <w:hyperlink w:history="1" r:id="rIdky62coj7ubikyffxcxgr9">
+      <w:hyperlink w:history="1" r:id="rIdvqlwiydquduw5qldvudly">
         <w:r>
           <w:rPr>
             <w:rStyle w:val="Hyperlink"/>
@@ -533,7 +533,7 @@
           <w:numId w:val="2"/>
         </w:numPr>
       </w:pPr>
-      <w:hyperlink w:history="1" r:id="rIdqv6-6lxhzuotsscuhb_a6">
+      <w:hyperlink w:history="1" r:id="rIddn5wmsu7nlaturutl-dv-">
         <w:r>
           <w:rPr>
             <w:rStyle w:val="Hyperlink"/>
@@ -581,7 +581,7 @@
       <w:r>
         <w:t xml:space="preserve"> — créé — </w:t>
       </w:r>
-      <w:hyperlink w:history="1" r:id="rIdntmgkxpu52txjtfkcz0kb">
+      <w:hyperlink w:history="1" r:id="rIdog8g1uwok9i1lntawr3ei">
         <w:r>
           <w:rPr>
             <w:rStyle w:val="Hyperlink"/>
@@ -618,7 +618,7 @@
       <w:r>
         <w:t xml:space="preserve"> — créé — </w:t>
       </w:r>
-      <w:hyperlink w:history="1" r:id="rIdfi4tpsvhhxhh0owxykcqu">
+      <w:hyperlink w:history="1" r:id="rIdgookjwvch0o0pi-vuhbmd">
         <w:r>
           <w:rPr>
             <w:rStyle w:val="Hyperlink"/>
@@ -647,7 +647,7 @@
       <w:r>
         <w:t xml:space="preserve"> — créé — </w:t>
       </w:r>
-      <w:hyperlink w:history="1" r:id="rIdoywpstozj4kdj_9esdoo_">
+      <w:hyperlink w:history="1" r:id="rId7ixqx5_k7748k7k8zpkgg">
         <w:r>
           <w:rPr>
             <w:rStyle w:val="Hyperlink"/>
@@ -684,7 +684,7 @@
       <w:r>
         <w:t xml:space="preserve"> — modifié — </w:t>
       </w:r>
-      <w:hyperlink w:history="1" r:id="rIdshwave6ulauip3qxty4ar">
+      <w:hyperlink w:history="1" r:id="rIdk3cdna8i-navc503feeuh">
         <w:r>
           <w:rPr>
             <w:rStyle w:val="Hyperlink"/>
@@ -713,7 +713,7 @@
       <w:r>
         <w:t xml:space="preserve"> — modifié — </w:t>
       </w:r>
-      <w:hyperlink w:history="1" r:id="rIdruycwjzi55js18adk8c_b">
+      <w:hyperlink w:history="1" r:id="rIdcsb-wxckwq-1bzb5akvnq">
         <w:r>
           <w:rPr>
             <w:rStyle w:val="Hyperlink"/>
@@ -742,7 +742,7 @@
       <w:r>
         <w:t xml:space="preserve"> — modifié — </w:t>
       </w:r>
-      <w:hyperlink w:history="1" r:id="rIdbv26lcbb3n1350rx8blte">
+      <w:hyperlink w:history="1" r:id="rIdyu7fkjxst_iusclio5vvv">
         <w:r>
           <w:rPr>
             <w:rStyle w:val="Hyperlink"/>
@@ -771,7 +771,7 @@
       <w:r>
         <w:t xml:space="preserve"> — créé — </w:t>
       </w:r>
-      <w:hyperlink w:history="1" r:id="rId5m9uazwuxnnd7od9zrj96">
+      <w:hyperlink w:history="1" r:id="rIdmwzciu90rqdnvcaccwcvk">
         <w:r>
           <w:rPr>
             <w:rStyle w:val="Hyperlink"/>
@@ -808,7 +808,7 @@
       <w:r>
         <w:t xml:space="preserve"> — modifié — </w:t>
       </w:r>
-      <w:hyperlink w:history="1" r:id="rIdne9y4hqbnjdp3rxdtdsg5">
+      <w:hyperlink w:history="1" r:id="rIdi3jbrixexrvklr2yrvx06">
         <w:r>
           <w:rPr>
             <w:rStyle w:val="Hyperlink"/>
@@ -837,7 +837,7 @@
       <w:r>
         <w:t xml:space="preserve"> — modifié — </w:t>
       </w:r>
-      <w:hyperlink w:history="1" r:id="rIdkq-tokost35aqhunoccs9">
+      <w:hyperlink w:history="1" r:id="rIdwmefglhwf_egvc8ulgajw">
         <w:r>
           <w:rPr>
             <w:rStyle w:val="Hyperlink"/>
@@ -866,7 +866,7 @@
       <w:r>
         <w:t xml:space="preserve"> — créé — </w:t>
       </w:r>
-      <w:hyperlink w:history="1" r:id="rIdxwo5gn7s-qbom0lqzkjqf">
+      <w:hyperlink w:history="1" r:id="rIds3a7aor3cbnxv-2urqg_a">
         <w:r>
           <w:rPr>
             <w:rStyle w:val="Hyperlink"/>
@@ -895,7 +895,7 @@
       <w:r>
         <w:t xml:space="preserve"> — modifié — </w:t>
       </w:r>
-      <w:hyperlink w:history="1" r:id="rIdoybppte1vdkxg1fjc0l2n">
+      <w:hyperlink w:history="1" r:id="rId-cxrnz9ihmkdhbwqvkrlv">
         <w:r>
           <w:rPr>
             <w:rStyle w:val="Hyperlink"/>
@@ -924,7 +924,7 @@
       <w:r>
         <w:t xml:space="preserve"> — modifié — </w:t>
       </w:r>
-      <w:hyperlink w:history="1" r:id="rIdrhjtpe0v0ysdq7hz7pr69">
+      <w:hyperlink w:history="1" r:id="rIdddosalhv03yqaevi2ipl6">
         <w:r>
           <w:rPr>
             <w:rStyle w:val="Hyperlink"/>
@@ -961,7 +961,7 @@
       <w:r>
         <w:t xml:space="preserve"> — modifié — </w:t>
       </w:r>
-      <w:hyperlink w:history="1" r:id="rIdxwubm-1pe5zhavjdsfgid">
+      <w:hyperlink w:history="1" r:id="rIdsvxfkomtmbph-dkiivxhx">
         <w:r>
           <w:rPr>
             <w:rStyle w:val="Hyperlink"/>
@@ -990,7 +990,7 @@
       <w:r>
         <w:t xml:space="preserve"> — modifié — </w:t>
       </w:r>
-      <w:hyperlink w:history="1" r:id="rId4_h-t-xnyiyfsznw42f5u">
+      <w:hyperlink w:history="1" r:id="rIdo4xy9c73bpx8i-yfgcur4">
         <w:r>
           <w:rPr>
             <w:rStyle w:val="Hyperlink"/>
@@ -1019,7 +1019,7 @@
       <w:r>
         <w:t xml:space="preserve"> — créé — </w:t>
       </w:r>
-      <w:hyperlink w:history="1" r:id="rIdhkzaca1k2dnsoo4mt2-ls">
+      <w:hyperlink w:history="1" r:id="rIdn0853evahrzmvunqh7tzq">
         <w:r>
           <w:rPr>
             <w:rStyle w:val="Hyperlink"/>
@@ -1056,7 +1056,7 @@
       <w:r>
         <w:t xml:space="preserve"> — modifié — </w:t>
       </w:r>
-      <w:hyperlink w:history="1" r:id="rIdg6j-difbeib7dkjo8dzut">
+      <w:hyperlink w:history="1" r:id="rIdol8wwsjfrbn3npg0e5qy5">
         <w:r>
           <w:rPr>
             <w:rStyle w:val="Hyperlink"/>
@@ -1085,7 +1085,7 @@
       <w:r>
         <w:t xml:space="preserve"> — modifié — </w:t>
       </w:r>
-      <w:hyperlink w:history="1" r:id="rIdcquiypkru10t3ydbwgvqa">
+      <w:hyperlink w:history="1" r:id="rIdg5hqahpoxcac_ksli_ksh">
         <w:r>
           <w:rPr>
             <w:rStyle w:val="Hyperlink"/>

--- a/docs/developpement/phases/word/PHASE_27_STOCK_DES_INGREDIENTS_AU_CHOIX_BIERE_PRESSION.docx
+++ b/docs/developpement/phases/word/PHASE_27_STOCK_DES_INGREDIENTS_AU_CHOIX_BIERE_PRESSION.docx
@@ -20,7 +20,7 @@
       <w:r>
         <w:t xml:space="preserve">FlaiX Expert · dossier de développement · généré le 2026-10-25 depuis le dépôt </w:t>
       </w:r>
-      <w:hyperlink w:history="1" r:id="rIdvqlwiydquduw5qldvudly">
+      <w:hyperlink w:history="1" r:id="rIdsngj2ylkkrbw7yafl9jvu">
         <w:r>
           <w:rPr>
             <w:rStyle w:val="Hyperlink"/>
@@ -533,7 +533,7 @@
           <w:numId w:val="2"/>
         </w:numPr>
       </w:pPr>
-      <w:hyperlink w:history="1" r:id="rIddn5wmsu7nlaturutl-dv-">
+      <w:hyperlink w:history="1" r:id="rIdn7chg1vqfkqnnuyw4a6zm">
         <w:r>
           <w:rPr>
             <w:rStyle w:val="Hyperlink"/>
@@ -581,7 +581,7 @@
       <w:r>
         <w:t xml:space="preserve"> — créé — </w:t>
       </w:r>
-      <w:hyperlink w:history="1" r:id="rIdog8g1uwok9i1lntawr3ei">
+      <w:hyperlink w:history="1" r:id="rIdzpa6bsbjwkuwcfo3zt7kx">
         <w:r>
           <w:rPr>
             <w:rStyle w:val="Hyperlink"/>
@@ -618,7 +618,7 @@
       <w:r>
         <w:t xml:space="preserve"> — créé — </w:t>
       </w:r>
-      <w:hyperlink w:history="1" r:id="rIdgookjwvch0o0pi-vuhbmd">
+      <w:hyperlink w:history="1" r:id="rIdf7jjlv2bkib6rfszbzmcb">
         <w:r>
           <w:rPr>
             <w:rStyle w:val="Hyperlink"/>
@@ -647,7 +647,7 @@
       <w:r>
         <w:t xml:space="preserve"> — créé — </w:t>
       </w:r>
-      <w:hyperlink w:history="1" r:id="rId7ixqx5_k7748k7k8zpkgg">
+      <w:hyperlink w:history="1" r:id="rIdxxcwliyzltsfi9owzqaum">
         <w:r>
           <w:rPr>
             <w:rStyle w:val="Hyperlink"/>
@@ -684,7 +684,7 @@
       <w:r>
         <w:t xml:space="preserve"> — modifié — </w:t>
       </w:r>
-      <w:hyperlink w:history="1" r:id="rIdk3cdna8i-navc503feeuh">
+      <w:hyperlink w:history="1" r:id="rId_tk6il3jcc0xekfnzcmou">
         <w:r>
           <w:rPr>
             <w:rStyle w:val="Hyperlink"/>
@@ -713,7 +713,7 @@
       <w:r>
         <w:t xml:space="preserve"> — modifié — </w:t>
       </w:r>
-      <w:hyperlink w:history="1" r:id="rIdcsb-wxckwq-1bzb5akvnq">
+      <w:hyperlink w:history="1" r:id="rId8ufxph2zudjpow90ads5e">
         <w:r>
           <w:rPr>
             <w:rStyle w:val="Hyperlink"/>
@@ -742,7 +742,7 @@
       <w:r>
         <w:t xml:space="preserve"> — modifié — </w:t>
       </w:r>
-      <w:hyperlink w:history="1" r:id="rIdyu7fkjxst_iusclio5vvv">
+      <w:hyperlink w:history="1" r:id="rIdsth3eatpyttl94et7hvxq">
         <w:r>
           <w:rPr>
             <w:rStyle w:val="Hyperlink"/>
@@ -771,7 +771,7 @@
       <w:r>
         <w:t xml:space="preserve"> — créé — </w:t>
       </w:r>
-      <w:hyperlink w:history="1" r:id="rIdmwzciu90rqdnvcaccwcvk">
+      <w:hyperlink w:history="1" r:id="rIdptyejim-ywk4w8h1_-_qs">
         <w:r>
           <w:rPr>
             <w:rStyle w:val="Hyperlink"/>
@@ -808,7 +808,7 @@
       <w:r>
         <w:t xml:space="preserve"> — modifié — </w:t>
       </w:r>
-      <w:hyperlink w:history="1" r:id="rIdi3jbrixexrvklr2yrvx06">
+      <w:hyperlink w:history="1" r:id="rId5_ryfilziwqdlgbitkar-">
         <w:r>
           <w:rPr>
             <w:rStyle w:val="Hyperlink"/>
@@ -837,7 +837,7 @@
       <w:r>
         <w:t xml:space="preserve"> — modifié — </w:t>
       </w:r>
-      <w:hyperlink w:history="1" r:id="rIdwmefglhwf_egvc8ulgajw">
+      <w:hyperlink w:history="1" r:id="rIdfsohsplgvf88fndxuqyx2">
         <w:r>
           <w:rPr>
             <w:rStyle w:val="Hyperlink"/>
@@ -866,7 +866,7 @@
       <w:r>
         <w:t xml:space="preserve"> — créé — </w:t>
       </w:r>
-      <w:hyperlink w:history="1" r:id="rIds3a7aor3cbnxv-2urqg_a">
+      <w:hyperlink w:history="1" r:id="rIdic15exjpgze70kkrqmnxx">
         <w:r>
           <w:rPr>
             <w:rStyle w:val="Hyperlink"/>
@@ -895,7 +895,7 @@
       <w:r>
         <w:t xml:space="preserve"> — modifié — </w:t>
       </w:r>
-      <w:hyperlink w:history="1" r:id="rId-cxrnz9ihmkdhbwqvkrlv">
+      <w:hyperlink w:history="1" r:id="rIdjbh5_i28ccdhypintr2rt">
         <w:r>
           <w:rPr>
             <w:rStyle w:val="Hyperlink"/>
@@ -924,7 +924,7 @@
       <w:r>
         <w:t xml:space="preserve"> — modifié — </w:t>
       </w:r>
-      <w:hyperlink w:history="1" r:id="rIdddosalhv03yqaevi2ipl6">
+      <w:hyperlink w:history="1" r:id="rIdr8zbjiuacgv7fmkp4zrts">
         <w:r>
           <w:rPr>
             <w:rStyle w:val="Hyperlink"/>
@@ -961,7 +961,7 @@
       <w:r>
         <w:t xml:space="preserve"> — modifié — </w:t>
       </w:r>
-      <w:hyperlink w:history="1" r:id="rIdsvxfkomtmbph-dkiivxhx">
+      <w:hyperlink w:history="1" r:id="rIdtwq5m_rqsla9bq2jpiflo">
         <w:r>
           <w:rPr>
             <w:rStyle w:val="Hyperlink"/>
@@ -990,7 +990,7 @@
       <w:r>
         <w:t xml:space="preserve"> — modifié — </w:t>
       </w:r>
-      <w:hyperlink w:history="1" r:id="rIdo4xy9c73bpx8i-yfgcur4">
+      <w:hyperlink w:history="1" r:id="rIdroax4y1sqovkrxuillwik">
         <w:r>
           <w:rPr>
             <w:rStyle w:val="Hyperlink"/>
@@ -1019,7 +1019,7 @@
       <w:r>
         <w:t xml:space="preserve"> — créé — </w:t>
       </w:r>
-      <w:hyperlink w:history="1" r:id="rIdn0853evahrzmvunqh7tzq">
+      <w:hyperlink w:history="1" r:id="rIdvn0zl9lkggdkqggtrghhw">
         <w:r>
           <w:rPr>
             <w:rStyle w:val="Hyperlink"/>
@@ -1056,7 +1056,7 @@
       <w:r>
         <w:t xml:space="preserve"> — modifié — </w:t>
       </w:r>
-      <w:hyperlink w:history="1" r:id="rIdol8wwsjfrbn3npg0e5qy5">
+      <w:hyperlink w:history="1" r:id="rIdu_1ox3f_uah1o7kcifsff">
         <w:r>
           <w:rPr>
             <w:rStyle w:val="Hyperlink"/>
@@ -1085,7 +1085,7 @@
       <w:r>
         <w:t xml:space="preserve"> — modifié — </w:t>
       </w:r>
-      <w:hyperlink w:history="1" r:id="rIdg5hqahpoxcac_ksli_ksh">
+      <w:hyperlink w:history="1" r:id="rIdxtgdpvtayov0ao7brfyco">
         <w:r>
           <w:rPr>
             <w:rStyle w:val="Hyperlink"/>
